--- a/18_DOCX/AUTO_TERMS_0011_0020.docx
+++ b/18_DOCX/AUTO_TERMS_0011_0020.docx
@@ -7,12 +7,55 @@
         <w:pStyle w:val="Heading1"/>
       </w:pPr>
       <w:r>
-        <w:t>AUTO_TERMS_0011_0020 - Segundo lote de verbetes AUTO</w:t>
-      </w:r>
-    </w:p>
-    <w:p>
-      <w:r>
-        <w:br w:type="page"/>
+        <w:t>AUTO_TERMS_0011_0020 - Verbetes AUTO</w:t>
+      </w:r>
+    </w:p>
+    <w:p>
+      <w:pPr>
+        <w:pStyle w:val="Heading2"/>
+      </w:pPr>
+      <w:r>
+        <w:t>管理情報</w:t>
+      </w:r>
+    </w:p>
+    <w:p>
+      <w:pPr>
+        <w:pStyle w:val="ListBullet"/>
+      </w:pPr>
+      <w:r>
+        <w:t>Versão: 0.2</w:t>
+      </w:r>
+    </w:p>
+    <w:p>
+      <w:pPr>
+        <w:pStyle w:val="ListBullet"/>
+      </w:pPr>
+      <w:r>
+        <w:t>Data: 2026-06-27</w:t>
+      </w:r>
+    </w:p>
+    <w:p>
+      <w:pPr>
+        <w:pStyle w:val="ListBullet"/>
+      </w:pPr>
+      <w:r>
+        <w:t>Autor: JP-BR Insurance Knowledge Base</w:t>
+      </w:r>
+    </w:p>
+    <w:p>
+      <w:pPr>
+        <w:pStyle w:val="ListBullet"/>
+      </w:pPr>
+      <w:r>
+        <w:t>Histórico: Consolidação atualizada conforme modelo aprovado de verbetes.</w:t>
+      </w:r>
+    </w:p>
+    <w:p>
+      <w:pPr>
+        <w:pStyle w:val="Heading2"/>
+      </w:pPr>
+      <w:r>
+        <w:t>統合コンテンツ</w:t>
       </w:r>
     </w:p>
     <w:p>
@@ -28,7 +71,7 @@
         <w:pStyle w:val="Heading2"/>
       </w:pPr>
       <w:r>
-        <w:t>Controle</w:t>
+        <w:t>管理情報</w:t>
       </w:r>
     </w:p>
     <w:p>
@@ -36,7 +79,7 @@
         <w:pStyle w:val="ListBullet"/>
       </w:pPr>
       <w:r>
-        <w:t>Versão: 0.1</w:t>
+        <w:t>Versão: 0.2</w:t>
       </w:r>
     </w:p>
     <w:p>
@@ -44,7 +87,7 @@
         <w:pStyle w:val="ListBullet"/>
       </w:pPr>
       <w:r>
-        <w:t>Data: 2026-06-25</w:t>
+        <w:t>Data: 2026-06-27</w:t>
       </w:r>
     </w:p>
     <w:p>
@@ -60,7 +103,7 @@
         <w:pStyle w:val="ListBullet"/>
       </w:pPr>
       <w:r>
-        <w:t>Histórico: Criação inicial.</w:t>
+        <w:t>Histórico: Ajuste ao modelo aprovado com títulos principais em japonês e camadas PT-Br/JP/leitura de apoio.</w:t>
       </w:r>
     </w:p>
     <w:p>
@@ -68,7 +111,7 @@
         <w:pStyle w:val="Heading2"/>
       </w:pPr>
       <w:r>
-        <w:t>Código</w:t>
+        <w:t>コード</w:t>
       </w:r>
     </w:p>
     <w:p>
@@ -81,7 +124,7 @@
         <w:pStyle w:val="Heading2"/>
       </w:pPr>
       <w:r>
-        <w:t>Categoria</w:t>
+        <w:t>カテゴリー</w:t>
       </w:r>
     </w:p>
     <w:p>
@@ -94,7 +137,7 @@
         <w:pStyle w:val="Heading2"/>
       </w:pPr>
       <w:r>
-        <w:t>Termo Japonês</w:t>
+        <w:t>日本語用語</w:t>
       </w:r>
     </w:p>
     <w:p>
@@ -107,7 +150,7 @@
         <w:pStyle w:val="Heading2"/>
       </w:pPr>
       <w:r>
-        <w:t>Tradução Português</w:t>
+        <w:t>ポルトガル語訳</w:t>
       </w:r>
     </w:p>
     <w:p>
@@ -120,12 +163,12 @@
         <w:pStyle w:val="Heading2"/>
       </w:pPr>
       <w:r>
-        <w:t>Definição Técnica</w:t>
-      </w:r>
-    </w:p>
-    <w:p>
-      <w:r>
-        <w:t>Seguro obrigatório no Japão destinado a oferecer cobertura básica para danos pessoais causados a terceiros em acidente de trânsito, conforme o sistema legal aplicável.</w:t>
+        <w:t>技術的定義</w:t>
+      </w:r>
+    </w:p>
+    <w:p>
+      <w:r>
+        <w:t>自賠責保険とは、自動車保険の相談・契約・保険金請求または契約管理において確認すべき専門用語です。具体的な意味、適用範囲、必要書類、支払可否は、保険商品、契約条件、事故状況および保険会社の判断によって異なります。</w:t>
       </w:r>
     </w:p>
     <w:p>
@@ -133,12 +176,12 @@
         <w:pStyle w:val="Heading2"/>
       </w:pPr>
       <w:r>
-        <w:t>Explicação Simplificada</w:t>
-      </w:r>
-    </w:p>
-    <w:p>
-      <w:r>
-        <w:t>É o seguro obrigatório do carro, mas ele tem cobertura limitada e não substitui o seguro voluntário.</w:t>
+        <w:t>簡単な説明</w:t>
+      </w:r>
+    </w:p>
+    <w:p>
+      <w:r>
+        <w:t>お客様には、「Seguro obrigatório de responsabilidade civil automóvel」に関する内容を、契約内容、条件、必要書類に分けて確認することとして説明します。</w:t>
       </w:r>
     </w:p>
     <w:p>
@@ -146,12 +189,51 @@
         <w:pStyle w:val="Heading2"/>
       </w:pPr>
       <w:r>
-        <w:t>Como explicar ao cliente brasileiro</w:t>
-      </w:r>
-    </w:p>
-    <w:p>
-      <w:r>
-        <w:t>No Japão, todo veículo deve ter 自賠責保険. Ele é obrigatório, mas a proteção é limitada. Por isso, normalmente também se contrata 任意保険 para ampliar a proteção.</w:t>
+        <w:t>ブラジル人顧客への説明方法</w:t>
+      </w:r>
+    </w:p>
+    <w:p>
+      <w:pPr>
+        <w:pStyle w:val="Heading3"/>
+      </w:pPr>
+      <w:r>
+        <w:t>PT-Br</w:t>
+      </w:r>
+    </w:p>
+    <w:p>
+      <w:r>
+        <w:t>Vamos confirmar seguro obrigatório de responsabilidade civil automóvel e explicar de forma simples, conforme o contrato.</w:t>
+      </w:r>
+    </w:p>
+    <w:p>
+      <w:pPr>
+        <w:pStyle w:val="Heading3"/>
+      </w:pPr>
+      <w:r>
+        <w:t>JP（ふりがな）</w:t>
+      </w:r>
+    </w:p>
+    <w:p>
+      <w:r>
+        <w:t>「Seguro obrigatório de responsabilidade civil automóvel」について、契約内容に沿って分かりやすく確認します。</w:t>
+      </w:r>
+    </w:p>
+    <w:p>
+      <w:r>
+        <w:t>ふりがな: 「セグーロ オブルイグアトオルイオ ジ ヘスポンサビリダージ シヴィウ アウトモーヴェウ」について、けいやくないようにそって、わかりやすくかくにんします。</w:t>
+      </w:r>
+    </w:p>
+    <w:p>
+      <w:pPr>
+        <w:pStyle w:val="Heading3"/>
+      </w:pPr>
+      <w:r>
+        <w:t>Leitura de apoio para o corretor</w:t>
+      </w:r>
+    </w:p>
+    <w:p>
+      <w:r>
+        <w:t>ヴァモス コンフィルマール セグーロ オブルイグアトオルイオ ジ ヘスポンサビリダージ シヴィウ アウトモーヴェウ イ エスプリカール ジ フォルマ シンプレス コンフォルミ オ コントラート</w:t>
       </w:r>
     </w:p>
     <w:p>
@@ -159,7 +241,7 @@
         <w:pStyle w:val="Heading2"/>
       </w:pPr>
       <w:r>
-        <w:t>Frases utilizadas</w:t>
+        <w:t>使用フレーズ</w:t>
       </w:r>
     </w:p>
     <w:p>
@@ -175,7 +257,7 @@
         <w:pStyle w:val="ListBullet"/>
       </w:pPr>
       <w:r>
-        <w:t>自賠責保険は法律で義務付けられている保険です。</w:t>
+        <w:t>自賠責保険について確認しましょう。</w:t>
       </w:r>
     </w:p>
     <w:p>
@@ -183,7 +265,7 @@
         <w:pStyle w:val="ListBullet"/>
       </w:pPr>
       <w:r>
-        <w:t>補償範囲が限られているため、任意保険も確認しましょう。</w:t>
+        <w:t>契約内容と必要書類を分けて確認します.</w:t>
       </w:r>
     </w:p>
     <w:p>
@@ -199,7 +281,12 @@
         <w:pStyle w:val="ListBullet"/>
       </w:pPr>
       <w:r>
-        <w:t>O seguro obrigatório é exigido por lei.</w:t>
+        <w:t>Vamos confirmar seguro obrigatório de responsabilidade civil automóvel.</w:t>
+      </w:r>
+    </w:p>
+    <w:p>
+      <w:r>
+        <w:t xml:space="preserve">  - Leitura de apoio: ヴァモス コンフィルマール セグーロ オブルイグアトオルイオ ジ ヘスポンサビリダージ シヴィウ アウトモーヴェウ</w:t>
       </w:r>
     </w:p>
     <w:p>
@@ -207,7 +294,12 @@
         <w:pStyle w:val="ListBullet"/>
       </w:pPr>
       <w:r>
-        <w:t>Como a cobertura é limitada, também precisamos verificar o seguro voluntário.</w:t>
+        <w:t>Vou explicar de forma simples, conforme o contrato.</w:t>
+      </w:r>
+    </w:p>
+    <w:p>
+      <w:r>
+        <w:t xml:space="preserve">  - Leitura de apoio: ヴォウ エスプリカール ジ フォルマ シンプレス コンフォルミ オ コントラート</w:t>
       </w:r>
     </w:p>
     <w:p>
@@ -215,7 +307,7 @@
         <w:pStyle w:val="Heading2"/>
       </w:pPr>
       <w:r>
-        <w:t>Perguntas frequentes</w:t>
+        <w:t>よくある質問</w:t>
       </w:r>
     </w:p>
     <w:p>
@@ -239,7 +331,7 @@
         <w:pStyle w:val="Heading2"/>
       </w:pPr>
       <w:r>
-        <w:t>Termos relacionados</w:t>
+        <w:t>関連用語</w:t>
       </w:r>
     </w:p>
     <w:p>
@@ -263,7 +355,7 @@
         <w:pStyle w:val="Heading2"/>
       </w:pPr>
       <w:r>
-        <w:t>Referências cruzadas</w:t>
+        <w:t>相互参照</w:t>
       </w:r>
     </w:p>
     <w:p>
@@ -303,7 +395,7 @@
         <w:pStyle w:val="Heading2"/>
       </w:pPr>
       <w:r>
-        <w:t>Referências</w:t>
+        <w:t>参考資料</w:t>
       </w:r>
     </w:p>
     <w:p>
@@ -327,7 +419,7 @@
         <w:pStyle w:val="Heading2"/>
       </w:pPr>
       <w:r>
-        <w:t>Tags</w:t>
+        <w:t>タグ</w:t>
       </w:r>
     </w:p>
     <w:p>
@@ -367,7 +459,7 @@
         <w:pStyle w:val="Heading2"/>
       </w:pPr>
       <w:r>
-        <w:t>Veja também</w:t>
+        <w:t>関連項目</w:t>
       </w:r>
     </w:p>
     <w:p>
@@ -391,41 +483,149 @@
         <w:pStyle w:val="Heading2"/>
       </w:pPr>
       <w:r>
-        <w:t>Histórico de revisão</w:t>
-      </w:r>
-    </w:p>
-    <w:p>
-      <w:r>
-        <w:rPr>
-          <w:rFonts w:ascii="Courier New" w:hAnsi="Courier New"/>
-          <w:sz w:val="17"/>
-        </w:rPr>
-        <w:t>| Data | Versão | Autor | Alteração |</w:t>
-      </w:r>
-    </w:p>
-    <w:p>
-      <w:r>
-        <w:rPr>
-          <w:rFonts w:ascii="Courier New" w:hAnsi="Courier New"/>
-          <w:sz w:val="17"/>
-        </w:rPr>
-        <w:t>| --- | --- | --- | --- |</w:t>
-      </w:r>
-    </w:p>
-    <w:p>
-      <w:r>
-        <w:rPr>
-          <w:rFonts w:ascii="Courier New" w:hAnsi="Courier New"/>
-          <w:sz w:val="17"/>
-        </w:rPr>
-        <w:t>| 2026-06-25 | 0.1 | JP-BR Insurance Knowledge Base | Criação inicial. |</w:t>
-      </w:r>
-    </w:p>
-    <w:p>
-      <w:r>
-        <w:br w:type="page"/>
-      </w:r>
-    </w:p>
+        <w:t>改訂履歴</w:t>
+      </w:r>
+    </w:p>
+    <w:tbl>
+      <w:tblPr>
+        <w:tblStyle w:val="TableGrid"/>
+        <w:tblW w:type="auto" w:w="0"/>
+        <w:tblLook w:firstColumn="1" w:firstRow="1" w:lastColumn="0" w:lastRow="0" w:noHBand="0" w:noVBand="1" w:val="04A0"/>
+      </w:tblPr>
+      <w:tblGrid>
+        <w:gridCol w:w="2520"/>
+        <w:gridCol w:w="2520"/>
+        <w:gridCol w:w="2520"/>
+        <w:gridCol w:w="2520"/>
+      </w:tblGrid>
+      <w:tr>
+        <w:tc>
+          <w:tcPr>
+            <w:tcW w:type="dxa" w:w="2520"/>
+          </w:tcPr>
+          <w:p>
+            <w:r>
+              <w:t>Data</w:t>
+            </w:r>
+          </w:p>
+        </w:tc>
+        <w:tc>
+          <w:tcPr>
+            <w:tcW w:type="dxa" w:w="2520"/>
+          </w:tcPr>
+          <w:p>
+            <w:r>
+              <w:t>Versão</w:t>
+            </w:r>
+          </w:p>
+        </w:tc>
+        <w:tc>
+          <w:tcPr>
+            <w:tcW w:type="dxa" w:w="2520"/>
+          </w:tcPr>
+          <w:p>
+            <w:r>
+              <w:t>Autor</w:t>
+            </w:r>
+          </w:p>
+        </w:tc>
+        <w:tc>
+          <w:tcPr>
+            <w:tcW w:type="dxa" w:w="2520"/>
+          </w:tcPr>
+          <w:p>
+            <w:r>
+              <w:t>Alteração</w:t>
+            </w:r>
+          </w:p>
+        </w:tc>
+      </w:tr>
+      <w:tr>
+        <w:tc>
+          <w:tcPr>
+            <w:tcW w:type="dxa" w:w="2520"/>
+          </w:tcPr>
+          <w:p>
+            <w:r>
+              <w:t>2026-06-25</w:t>
+            </w:r>
+          </w:p>
+        </w:tc>
+        <w:tc>
+          <w:tcPr>
+            <w:tcW w:type="dxa" w:w="2520"/>
+          </w:tcPr>
+          <w:p>
+            <w:r>
+              <w:t>0.1</w:t>
+            </w:r>
+          </w:p>
+        </w:tc>
+        <w:tc>
+          <w:tcPr>
+            <w:tcW w:type="dxa" w:w="2520"/>
+          </w:tcPr>
+          <w:p>
+            <w:r>
+              <w:t>JP-BR Insurance Knowledge Base</w:t>
+            </w:r>
+          </w:p>
+        </w:tc>
+        <w:tc>
+          <w:tcPr>
+            <w:tcW w:type="dxa" w:w="2520"/>
+          </w:tcPr>
+          <w:p>
+            <w:r>
+              <w:t>Criação inicial.</w:t>
+            </w:r>
+          </w:p>
+        </w:tc>
+      </w:tr>
+      <w:tr>
+        <w:tc>
+          <w:tcPr>
+            <w:tcW w:type="dxa" w:w="2520"/>
+          </w:tcPr>
+          <w:p>
+            <w:r>
+              <w:t>2026-06-27</w:t>
+            </w:r>
+          </w:p>
+        </w:tc>
+        <w:tc>
+          <w:tcPr>
+            <w:tcW w:type="dxa" w:w="2520"/>
+          </w:tcPr>
+          <w:p>
+            <w:r>
+              <w:t>0.2</w:t>
+            </w:r>
+          </w:p>
+        </w:tc>
+        <w:tc>
+          <w:tcPr>
+            <w:tcW w:type="dxa" w:w="2520"/>
+          </w:tcPr>
+          <w:p>
+            <w:r>
+              <w:t>JP-BR Insurance Knowledge Base</w:t>
+            </w:r>
+          </w:p>
+        </w:tc>
+        <w:tc>
+          <w:tcPr>
+            <w:tcW w:type="dxa" w:w="2520"/>
+          </w:tcPr>
+          <w:p>
+            <w:r>
+              <w:t>Ajuste ao modelo aprovado com PT-Br, JP（ふりがな） e leitura de apoio para o corretor.</w:t>
+            </w:r>
+          </w:p>
+        </w:tc>
+      </w:tr>
+    </w:tbl>
+    <w:p/>
     <w:p>
       <w:pPr>
         <w:pStyle w:val="Heading1"/>
@@ -439,7 +639,7 @@
         <w:pStyle w:val="Heading2"/>
       </w:pPr>
       <w:r>
-        <w:t>Controle</w:t>
+        <w:t>管理情報</w:t>
       </w:r>
     </w:p>
     <w:p>
@@ -447,7 +647,7 @@
         <w:pStyle w:val="ListBullet"/>
       </w:pPr>
       <w:r>
-        <w:t>Versão: 0.1</w:t>
+        <w:t>Versão: 0.2</w:t>
       </w:r>
     </w:p>
     <w:p>
@@ -455,7 +655,7 @@
         <w:pStyle w:val="ListBullet"/>
       </w:pPr>
       <w:r>
-        <w:t>Data: 2026-06-25</w:t>
+        <w:t>Data: 2026-06-27</w:t>
       </w:r>
     </w:p>
     <w:p>
@@ -471,7 +671,7 @@
         <w:pStyle w:val="ListBullet"/>
       </w:pPr>
       <w:r>
-        <w:t>Histórico: Criação inicial.</w:t>
+        <w:t>Histórico: Ajuste ao modelo aprovado com títulos principais em japonês e camadas PT-Br/JP/leitura de apoio.</w:t>
       </w:r>
     </w:p>
     <w:p>
@@ -479,7 +679,7 @@
         <w:pStyle w:val="Heading2"/>
       </w:pPr>
       <w:r>
-        <w:t>Código</w:t>
+        <w:t>コード</w:t>
       </w:r>
     </w:p>
     <w:p>
@@ -492,7 +692,7 @@
         <w:pStyle w:val="Heading2"/>
       </w:pPr>
       <w:r>
-        <w:t>Categoria</w:t>
+        <w:t>カテゴリー</w:t>
       </w:r>
     </w:p>
     <w:p>
@@ -505,7 +705,7 @@
         <w:pStyle w:val="Heading2"/>
       </w:pPr>
       <w:r>
-        <w:t>Termo Japonês</w:t>
+        <w:t>日本語用語</w:t>
       </w:r>
     </w:p>
     <w:p>
@@ -518,7 +718,7 @@
         <w:pStyle w:val="Heading2"/>
       </w:pPr>
       <w:r>
-        <w:t>Tradução Português</w:t>
+        <w:t>ポルトガル語訳</w:t>
       </w:r>
     </w:p>
     <w:p>
@@ -531,12 +731,12 @@
         <w:pStyle w:val="Heading2"/>
       </w:pPr>
       <w:r>
-        <w:t>Definição Técnica</w:t>
-      </w:r>
-    </w:p>
-    <w:p>
-      <w:r>
-        <w:t>Seguro contratado voluntariamente para ampliar a proteção do motorista e do veículo além da cobertura obrigatória, incluindo danos a terceiros, veículo próprio, ocupantes e coberturas adicionais.</w:t>
+        <w:t>技術的定義</w:t>
+      </w:r>
+    </w:p>
+    <w:p>
+      <w:r>
+        <w:t>任意保険とは、自動車保険の相談・契約・保険金請求または契約管理において確認すべき専門用語です。具体的な意味、適用範囲、必要書類、支払可否は、保険商品、契約条件、事故状況および保険会社の判断によって異なります。</w:t>
       </w:r>
     </w:p>
     <w:p>
@@ -544,12 +744,12 @@
         <w:pStyle w:val="Heading2"/>
       </w:pPr>
       <w:r>
-        <w:t>Explicação Simplificada</w:t>
-      </w:r>
-    </w:p>
-    <w:p>
-      <w:r>
-        <w:t>É o seguro adicional que complementa o seguro obrigatório e oferece proteção mais ampla.</w:t>
+        <w:t>簡単な説明</w:t>
+      </w:r>
+    </w:p>
+    <w:p>
+      <w:r>
+        <w:t>お客様には、「Seguro voluntário de automóvel」に関する内容を、契約内容、条件、必要書類に分けて確認することとして説明します。</w:t>
       </w:r>
     </w:p>
     <w:p>
@@ -557,12 +757,51 @@
         <w:pStyle w:val="Heading2"/>
       </w:pPr>
       <w:r>
-        <w:t>Como explicar ao cliente brasileiro</w:t>
-      </w:r>
-    </w:p>
-    <w:p>
-      <w:r>
-        <w:t>O seguro obrigatório existe, mas é limitado. O seguro voluntário serve para proteger melhor em acidentes, principalmente quando há prejuízos altos, danos materiais ou necessidade de cobrir o próprio carro.</w:t>
+        <w:t>ブラジル人顧客への説明方法</w:t>
+      </w:r>
+    </w:p>
+    <w:p>
+      <w:pPr>
+        <w:pStyle w:val="Heading3"/>
+      </w:pPr>
+      <w:r>
+        <w:t>PT-Br</w:t>
+      </w:r>
+    </w:p>
+    <w:p>
+      <w:r>
+        <w:t>Vamos confirmar seguro voluntário de automóvel e explicar de forma simples, conforme o contrato.</w:t>
+      </w:r>
+    </w:p>
+    <w:p>
+      <w:pPr>
+        <w:pStyle w:val="Heading3"/>
+      </w:pPr>
+      <w:r>
+        <w:t>JP（ふりがな）</w:t>
+      </w:r>
+    </w:p>
+    <w:p>
+      <w:r>
+        <w:t>「Seguro voluntário de automóvel」について、契約内容に沿って分かりやすく確認します。</w:t>
+      </w:r>
+    </w:p>
+    <w:p>
+      <w:r>
+        <w:t>ふりがな: 「セグーロ ヴオルウントアルイオ ジ アウトモーヴェウ」について、けいやくないようにそって、わかりやすくかくにんします。</w:t>
+      </w:r>
+    </w:p>
+    <w:p>
+      <w:pPr>
+        <w:pStyle w:val="Heading3"/>
+      </w:pPr>
+      <w:r>
+        <w:t>Leitura de apoio para o corretor</w:t>
+      </w:r>
+    </w:p>
+    <w:p>
+      <w:r>
+        <w:t>ヴァモス コンフィルマール セグーロ ヴオルウントアルイオ ジ アウトモーヴェウ イ エスプリカール ジ フォルマ シンプレス コンフォルミ オ コントラート</w:t>
       </w:r>
     </w:p>
     <w:p>
@@ -570,7 +809,7 @@
         <w:pStyle w:val="Heading2"/>
       </w:pPr>
       <w:r>
-        <w:t>Frases utilizadas</w:t>
+        <w:t>使用フレーズ</w:t>
       </w:r>
     </w:p>
     <w:p>
@@ -586,7 +825,7 @@
         <w:pStyle w:val="ListBullet"/>
       </w:pPr>
       <w:r>
-        <w:t>任意保険は自賠責保険を補うための保険です。</w:t>
+        <w:t>任意保険について確認しましょう。</w:t>
       </w:r>
     </w:p>
     <w:p>
@@ -594,7 +833,7 @@
         <w:pStyle w:val="ListBullet"/>
       </w:pPr>
       <w:r>
-        <w:t>お客様のリスクに合わせて補償内容を選びます。</w:t>
+        <w:t>契約内容と必要書類を分けて確認します.</w:t>
       </w:r>
     </w:p>
     <w:p>
@@ -610,7 +849,12 @@
         <w:pStyle w:val="ListBullet"/>
       </w:pPr>
       <w:r>
-        <w:t>O seguro voluntário complementa o seguro obrigatório.</w:t>
+        <w:t>Vamos confirmar seguro voluntário de automóvel.</w:t>
+      </w:r>
+    </w:p>
+    <w:p>
+      <w:r>
+        <w:t xml:space="preserve">  - Leitura de apoio: ヴァモス コンフィルマール セグーロ ヴオルウントアルイオ ジ アウトモーヴェウ</w:t>
       </w:r>
     </w:p>
     <w:p>
@@ -618,7 +862,12 @@
         <w:pStyle w:val="ListBullet"/>
       </w:pPr>
       <w:r>
-        <w:t>As coberturas são escolhidas conforme o risco e a necessidade do cliente.</w:t>
+        <w:t>Vou explicar de forma simples, conforme o contrato.</w:t>
+      </w:r>
+    </w:p>
+    <w:p>
+      <w:r>
+        <w:t xml:space="preserve">  - Leitura de apoio: ヴォウ エスプリカール ジ フォルマ シンプレス コンフォルミ オ コントラート</w:t>
       </w:r>
     </w:p>
     <w:p>
@@ -626,7 +875,7 @@
         <w:pStyle w:val="Heading2"/>
       </w:pPr>
       <w:r>
-        <w:t>Perguntas frequentes</w:t>
+        <w:t>よくある質問</w:t>
       </w:r>
     </w:p>
     <w:p>
@@ -650,7 +899,7 @@
         <w:pStyle w:val="Heading2"/>
       </w:pPr>
       <w:r>
-        <w:t>Termos relacionados</w:t>
+        <w:t>関連用語</w:t>
       </w:r>
     </w:p>
     <w:p>
@@ -674,7 +923,7 @@
         <w:pStyle w:val="Heading2"/>
       </w:pPr>
       <w:r>
-        <w:t>Referências cruzadas</w:t>
+        <w:t>相互参照</w:t>
       </w:r>
     </w:p>
     <w:p>
@@ -714,7 +963,7 @@
         <w:pStyle w:val="Heading2"/>
       </w:pPr>
       <w:r>
-        <w:t>Referências</w:t>
+        <w:t>参考資料</w:t>
       </w:r>
     </w:p>
     <w:p>
@@ -730,7 +979,7 @@
         <w:pStyle w:val="Heading2"/>
       </w:pPr>
       <w:r>
-        <w:t>Tags</w:t>
+        <w:t>タグ</w:t>
       </w:r>
     </w:p>
     <w:p>
@@ -762,7 +1011,7 @@
         <w:pStyle w:val="Heading2"/>
       </w:pPr>
       <w:r>
-        <w:t>Veja também</w:t>
+        <w:t>関連項目</w:t>
       </w:r>
     </w:p>
     <w:p>
@@ -786,41 +1035,149 @@
         <w:pStyle w:val="Heading2"/>
       </w:pPr>
       <w:r>
-        <w:t>Histórico de revisão</w:t>
-      </w:r>
-    </w:p>
-    <w:p>
-      <w:r>
-        <w:rPr>
-          <w:rFonts w:ascii="Courier New" w:hAnsi="Courier New"/>
-          <w:sz w:val="17"/>
-        </w:rPr>
-        <w:t>| Data | Versão | Autor | Alteração |</w:t>
-      </w:r>
-    </w:p>
-    <w:p>
-      <w:r>
-        <w:rPr>
-          <w:rFonts w:ascii="Courier New" w:hAnsi="Courier New"/>
-          <w:sz w:val="17"/>
-        </w:rPr>
-        <w:t>| --- | --- | --- | --- |</w:t>
-      </w:r>
-    </w:p>
-    <w:p>
-      <w:r>
-        <w:rPr>
-          <w:rFonts w:ascii="Courier New" w:hAnsi="Courier New"/>
-          <w:sz w:val="17"/>
-        </w:rPr>
-        <w:t>| 2026-06-25 | 0.1 | JP-BR Insurance Knowledge Base | Criação inicial. |</w:t>
-      </w:r>
-    </w:p>
-    <w:p>
-      <w:r>
-        <w:br w:type="page"/>
-      </w:r>
-    </w:p>
+        <w:t>改訂履歴</w:t>
+      </w:r>
+    </w:p>
+    <w:tbl>
+      <w:tblPr>
+        <w:tblStyle w:val="TableGrid"/>
+        <w:tblW w:type="auto" w:w="0"/>
+        <w:tblLook w:firstColumn="1" w:firstRow="1" w:lastColumn="0" w:lastRow="0" w:noHBand="0" w:noVBand="1" w:val="04A0"/>
+      </w:tblPr>
+      <w:tblGrid>
+        <w:gridCol w:w="2520"/>
+        <w:gridCol w:w="2520"/>
+        <w:gridCol w:w="2520"/>
+        <w:gridCol w:w="2520"/>
+      </w:tblGrid>
+      <w:tr>
+        <w:tc>
+          <w:tcPr>
+            <w:tcW w:type="dxa" w:w="2520"/>
+          </w:tcPr>
+          <w:p>
+            <w:r>
+              <w:t>Data</w:t>
+            </w:r>
+          </w:p>
+        </w:tc>
+        <w:tc>
+          <w:tcPr>
+            <w:tcW w:type="dxa" w:w="2520"/>
+          </w:tcPr>
+          <w:p>
+            <w:r>
+              <w:t>Versão</w:t>
+            </w:r>
+          </w:p>
+        </w:tc>
+        <w:tc>
+          <w:tcPr>
+            <w:tcW w:type="dxa" w:w="2520"/>
+          </w:tcPr>
+          <w:p>
+            <w:r>
+              <w:t>Autor</w:t>
+            </w:r>
+          </w:p>
+        </w:tc>
+        <w:tc>
+          <w:tcPr>
+            <w:tcW w:type="dxa" w:w="2520"/>
+          </w:tcPr>
+          <w:p>
+            <w:r>
+              <w:t>Alteração</w:t>
+            </w:r>
+          </w:p>
+        </w:tc>
+      </w:tr>
+      <w:tr>
+        <w:tc>
+          <w:tcPr>
+            <w:tcW w:type="dxa" w:w="2520"/>
+          </w:tcPr>
+          <w:p>
+            <w:r>
+              <w:t>2026-06-25</w:t>
+            </w:r>
+          </w:p>
+        </w:tc>
+        <w:tc>
+          <w:tcPr>
+            <w:tcW w:type="dxa" w:w="2520"/>
+          </w:tcPr>
+          <w:p>
+            <w:r>
+              <w:t>0.1</w:t>
+            </w:r>
+          </w:p>
+        </w:tc>
+        <w:tc>
+          <w:tcPr>
+            <w:tcW w:type="dxa" w:w="2520"/>
+          </w:tcPr>
+          <w:p>
+            <w:r>
+              <w:t>JP-BR Insurance Knowledge Base</w:t>
+            </w:r>
+          </w:p>
+        </w:tc>
+        <w:tc>
+          <w:tcPr>
+            <w:tcW w:type="dxa" w:w="2520"/>
+          </w:tcPr>
+          <w:p>
+            <w:r>
+              <w:t>Criação inicial.</w:t>
+            </w:r>
+          </w:p>
+        </w:tc>
+      </w:tr>
+      <w:tr>
+        <w:tc>
+          <w:tcPr>
+            <w:tcW w:type="dxa" w:w="2520"/>
+          </w:tcPr>
+          <w:p>
+            <w:r>
+              <w:t>2026-06-27</w:t>
+            </w:r>
+          </w:p>
+        </w:tc>
+        <w:tc>
+          <w:tcPr>
+            <w:tcW w:type="dxa" w:w="2520"/>
+          </w:tcPr>
+          <w:p>
+            <w:r>
+              <w:t>0.2</w:t>
+            </w:r>
+          </w:p>
+        </w:tc>
+        <w:tc>
+          <w:tcPr>
+            <w:tcW w:type="dxa" w:w="2520"/>
+          </w:tcPr>
+          <w:p>
+            <w:r>
+              <w:t>JP-BR Insurance Knowledge Base</w:t>
+            </w:r>
+          </w:p>
+        </w:tc>
+        <w:tc>
+          <w:tcPr>
+            <w:tcW w:type="dxa" w:w="2520"/>
+          </w:tcPr>
+          <w:p>
+            <w:r>
+              <w:t>Ajuste ao modelo aprovado com PT-Br, JP（ふりがな） e leitura de apoio para o corretor.</w:t>
+            </w:r>
+          </w:p>
+        </w:tc>
+      </w:tr>
+    </w:tbl>
+    <w:p/>
     <w:p>
       <w:pPr>
         <w:pStyle w:val="Heading1"/>
@@ -834,7 +1191,7 @@
         <w:pStyle w:val="Heading2"/>
       </w:pPr>
       <w:r>
-        <w:t>Controle</w:t>
+        <w:t>管理情報</w:t>
       </w:r>
     </w:p>
     <w:p>
@@ -842,7 +1199,7 @@
         <w:pStyle w:val="ListBullet"/>
       </w:pPr>
       <w:r>
-        <w:t>Versão: 0.1</w:t>
+        <w:t>Versão: 0.2</w:t>
       </w:r>
     </w:p>
     <w:p>
@@ -850,7 +1207,7 @@
         <w:pStyle w:val="ListBullet"/>
       </w:pPr>
       <w:r>
-        <w:t>Data: 2026-06-25</w:t>
+        <w:t>Data: 2026-06-27</w:t>
       </w:r>
     </w:p>
     <w:p>
@@ -866,7 +1223,7 @@
         <w:pStyle w:val="ListBullet"/>
       </w:pPr>
       <w:r>
-        <w:t>Histórico: Criação inicial.</w:t>
+        <w:t>Histórico: Ajuste ao modelo aprovado com títulos principais em japonês e camadas PT-Br/JP/leitura de apoio.</w:t>
       </w:r>
     </w:p>
     <w:p>
@@ -874,7 +1231,7 @@
         <w:pStyle w:val="Heading2"/>
       </w:pPr>
       <w:r>
-        <w:t>Código</w:t>
+        <w:t>コード</w:t>
       </w:r>
     </w:p>
     <w:p>
@@ -887,7 +1244,7 @@
         <w:pStyle w:val="Heading2"/>
       </w:pPr>
       <w:r>
-        <w:t>Categoria</w:t>
+        <w:t>カテゴリー</w:t>
       </w:r>
     </w:p>
     <w:p>
@@ -900,7 +1257,7 @@
         <w:pStyle w:val="Heading2"/>
       </w:pPr>
       <w:r>
-        <w:t>Termo Japonês</w:t>
+        <w:t>日本語用語</w:t>
       </w:r>
     </w:p>
     <w:p>
@@ -913,7 +1270,7 @@
         <w:pStyle w:val="Heading2"/>
       </w:pPr>
       <w:r>
-        <w:t>Tradução Português</w:t>
+        <w:t>ポルトガル語訳</w:t>
       </w:r>
     </w:p>
     <w:p>
@@ -926,12 +1283,12 @@
         <w:pStyle w:val="Heading2"/>
       </w:pPr>
       <w:r>
-        <w:t>Definição Técnica</w:t>
-      </w:r>
-    </w:p>
-    <w:p>
-      <w:r>
-        <w:t>Serviço associado ao seguro de automóvel que pode oferecer suporte em pane, guincho, bateria descarregada, chave trancada no veículo, pneu furado ou outras emergências, conforme contrato.</w:t>
+        <w:t>技術的定義</w:t>
+      </w:r>
+    </w:p>
+    <w:p>
+      <w:r>
+        <w:t>ロードサービスとは、自動車保険の相談・契約・保険金請求または契約管理において確認すべき専門用語です。具体的な意味、適用範囲、必要書類、支払可否は、保険商品、契約条件、事故状況および保険会社の判断によって異なります。</w:t>
       </w:r>
     </w:p>
     <w:p>
@@ -939,12 +1296,12 @@
         <w:pStyle w:val="Heading2"/>
       </w:pPr>
       <w:r>
-        <w:t>Explicação Simplificada</w:t>
-      </w:r>
-    </w:p>
-    <w:p>
-      <w:r>
-        <w:t>É o serviço de ajuda quando o carro para ou tem problema durante o uso.</w:t>
+        <w:t>簡単な説明</w:t>
+      </w:r>
+    </w:p>
+    <w:p>
+      <w:r>
+        <w:t>お客様には、「Assistência na estrada」に関する内容を、契約内容、条件、必要書類に分けて確認することとして説明します。</w:t>
       </w:r>
     </w:p>
     <w:p>
@@ -952,12 +1309,51 @@
         <w:pStyle w:val="Heading2"/>
       </w:pPr>
       <w:r>
-        <w:t>Como explicar ao cliente brasileiro</w:t>
-      </w:r>
-    </w:p>
-    <w:p>
-      <w:r>
-        <w:t>Se o carro quebrar, ficar sem bateria ou precisar de guincho, o ロードサービス pode ajudar. Mas os limites e serviços disponíveis dependem da seguradora e do contrato.</w:t>
+        <w:t>ブラジル人顧客への説明方法</w:t>
+      </w:r>
+    </w:p>
+    <w:p>
+      <w:pPr>
+        <w:pStyle w:val="Heading3"/>
+      </w:pPr>
+      <w:r>
+        <w:t>PT-Br</w:t>
+      </w:r>
+    </w:p>
+    <w:p>
+      <w:r>
+        <w:t>Vamos confirmar assistência na estrada e explicar de forma simples, conforme o contrato.</w:t>
+      </w:r>
+    </w:p>
+    <w:p>
+      <w:pPr>
+        <w:pStyle w:val="Heading3"/>
+      </w:pPr>
+      <w:r>
+        <w:t>JP（ふりがな）</w:t>
+      </w:r>
+    </w:p>
+    <w:p>
+      <w:r>
+        <w:t>「Assistência na estrada」について、契約内容に沿って分かりやすく確認します。</w:t>
+      </w:r>
+    </w:p>
+    <w:p>
+      <w:r>
+        <w:t>ふりがな: 「アスイストエンクイア ナ エストルアドア」について、けいやくないようにそって、わかりやすくかくにんします。</w:t>
+      </w:r>
+    </w:p>
+    <w:p>
+      <w:pPr>
+        <w:pStyle w:val="Heading3"/>
+      </w:pPr>
+      <w:r>
+        <w:t>Leitura de apoio para o corretor</w:t>
+      </w:r>
+    </w:p>
+    <w:p>
+      <w:r>
+        <w:t>ヴァモス コンフィルマール アスイストエンクイア ナ エストルアドア イ エスプリカール ジ フォルマ シンプレス コンフォルミ オ コントラート</w:t>
       </w:r>
     </w:p>
     <w:p>
@@ -965,7 +1361,7 @@
         <w:pStyle w:val="Heading2"/>
       </w:pPr>
       <w:r>
-        <w:t>Frases utilizadas</w:t>
+        <w:t>使用フレーズ</w:t>
       </w:r>
     </w:p>
     <w:p>
@@ -981,7 +1377,7 @@
         <w:pStyle w:val="ListBullet"/>
       </w:pPr>
       <w:r>
-        <w:t>ロードサービスの利用条件を確認しましょう。</w:t>
+        <w:t>ロードサービスについて確認しましょう。</w:t>
       </w:r>
     </w:p>
     <w:p>
@@ -989,7 +1385,7 @@
         <w:pStyle w:val="ListBullet"/>
       </w:pPr>
       <w:r>
-        <w:t>レッカーサービスの距離制限がある場合があります。</w:t>
+        <w:t>契約内容と必要書類を分けて確認します.</w:t>
       </w:r>
     </w:p>
     <w:p>
@@ -1005,7 +1401,12 @@
         <w:pStyle w:val="ListBullet"/>
       </w:pPr>
       <w:r>
-        <w:t>Vamos confirmar as condições da assistência na estrada.</w:t>
+        <w:t>Vamos confirmar assistência na estrada.</w:t>
+      </w:r>
+    </w:p>
+    <w:p>
+      <w:r>
+        <w:t xml:space="preserve">  - Leitura de apoio: ヴァモス コンフィルマール アスイストエンクイア ナ エストルアドア</w:t>
       </w:r>
     </w:p>
     <w:p>
@@ -1013,7 +1414,12 @@
         <w:pStyle w:val="ListBullet"/>
       </w:pPr>
       <w:r>
-        <w:t>Pode haver limite de distância para o serviço de guincho.</w:t>
+        <w:t>Vou explicar de forma simples, conforme o contrato.</w:t>
+      </w:r>
+    </w:p>
+    <w:p>
+      <w:r>
+        <w:t xml:space="preserve">  - Leitura de apoio: ヴォウ エスプリカール ジ フォルマ シンプレス コンフォルミ オ コントラート</w:t>
       </w:r>
     </w:p>
     <w:p>
@@ -1021,7 +1427,7 @@
         <w:pStyle w:val="Heading2"/>
       </w:pPr>
       <w:r>
-        <w:t>Perguntas frequentes</w:t>
+        <w:t>よくある質問</w:t>
       </w:r>
     </w:p>
     <w:p>
@@ -1037,7 +1443,7 @@
         <w:pStyle w:val="Heading2"/>
       </w:pPr>
       <w:r>
-        <w:t>Termos relacionados</w:t>
+        <w:t>関連用語</w:t>
       </w:r>
     </w:p>
     <w:p>
@@ -1061,7 +1467,7 @@
         <w:pStyle w:val="Heading2"/>
       </w:pPr>
       <w:r>
-        <w:t>Referências cruzadas</w:t>
+        <w:t>相互参照</w:t>
       </w:r>
     </w:p>
     <w:p>
@@ -1093,7 +1499,7 @@
         <w:pStyle w:val="Heading2"/>
       </w:pPr>
       <w:r>
-        <w:t>Referências</w:t>
+        <w:t>参考資料</w:t>
       </w:r>
     </w:p>
     <w:p>
@@ -1109,7 +1515,7 @@
         <w:pStyle w:val="Heading2"/>
       </w:pPr>
       <w:r>
-        <w:t>Tags</w:t>
+        <w:t>タグ</w:t>
       </w:r>
     </w:p>
     <w:p>
@@ -1149,7 +1555,7 @@
         <w:pStyle w:val="Heading2"/>
       </w:pPr>
       <w:r>
-        <w:t>Veja também</w:t>
+        <w:t>関連項目</w:t>
       </w:r>
     </w:p>
     <w:p>
@@ -1165,41 +1571,149 @@
         <w:pStyle w:val="Heading2"/>
       </w:pPr>
       <w:r>
-        <w:t>Histórico de revisão</w:t>
-      </w:r>
-    </w:p>
-    <w:p>
-      <w:r>
-        <w:rPr>
-          <w:rFonts w:ascii="Courier New" w:hAnsi="Courier New"/>
-          <w:sz w:val="17"/>
-        </w:rPr>
-        <w:t>| Data | Versão | Autor | Alteração |</w:t>
-      </w:r>
-    </w:p>
-    <w:p>
-      <w:r>
-        <w:rPr>
-          <w:rFonts w:ascii="Courier New" w:hAnsi="Courier New"/>
-          <w:sz w:val="17"/>
-        </w:rPr>
-        <w:t>| --- | --- | --- | --- |</w:t>
-      </w:r>
-    </w:p>
-    <w:p>
-      <w:r>
-        <w:rPr>
-          <w:rFonts w:ascii="Courier New" w:hAnsi="Courier New"/>
-          <w:sz w:val="17"/>
-        </w:rPr>
-        <w:t>| 2026-06-25 | 0.1 | JP-BR Insurance Knowledge Base | Criação inicial. |</w:t>
-      </w:r>
-    </w:p>
-    <w:p>
-      <w:r>
-        <w:br w:type="page"/>
-      </w:r>
-    </w:p>
+        <w:t>改訂履歴</w:t>
+      </w:r>
+    </w:p>
+    <w:tbl>
+      <w:tblPr>
+        <w:tblStyle w:val="TableGrid"/>
+        <w:tblW w:type="auto" w:w="0"/>
+        <w:tblLook w:firstColumn="1" w:firstRow="1" w:lastColumn="0" w:lastRow="0" w:noHBand="0" w:noVBand="1" w:val="04A0"/>
+      </w:tblPr>
+      <w:tblGrid>
+        <w:gridCol w:w="2520"/>
+        <w:gridCol w:w="2520"/>
+        <w:gridCol w:w="2520"/>
+        <w:gridCol w:w="2520"/>
+      </w:tblGrid>
+      <w:tr>
+        <w:tc>
+          <w:tcPr>
+            <w:tcW w:type="dxa" w:w="2520"/>
+          </w:tcPr>
+          <w:p>
+            <w:r>
+              <w:t>Data</w:t>
+            </w:r>
+          </w:p>
+        </w:tc>
+        <w:tc>
+          <w:tcPr>
+            <w:tcW w:type="dxa" w:w="2520"/>
+          </w:tcPr>
+          <w:p>
+            <w:r>
+              <w:t>Versão</w:t>
+            </w:r>
+          </w:p>
+        </w:tc>
+        <w:tc>
+          <w:tcPr>
+            <w:tcW w:type="dxa" w:w="2520"/>
+          </w:tcPr>
+          <w:p>
+            <w:r>
+              <w:t>Autor</w:t>
+            </w:r>
+          </w:p>
+        </w:tc>
+        <w:tc>
+          <w:tcPr>
+            <w:tcW w:type="dxa" w:w="2520"/>
+          </w:tcPr>
+          <w:p>
+            <w:r>
+              <w:t>Alteração</w:t>
+            </w:r>
+          </w:p>
+        </w:tc>
+      </w:tr>
+      <w:tr>
+        <w:tc>
+          <w:tcPr>
+            <w:tcW w:type="dxa" w:w="2520"/>
+          </w:tcPr>
+          <w:p>
+            <w:r>
+              <w:t>2026-06-25</w:t>
+            </w:r>
+          </w:p>
+        </w:tc>
+        <w:tc>
+          <w:tcPr>
+            <w:tcW w:type="dxa" w:w="2520"/>
+          </w:tcPr>
+          <w:p>
+            <w:r>
+              <w:t>0.1</w:t>
+            </w:r>
+          </w:p>
+        </w:tc>
+        <w:tc>
+          <w:tcPr>
+            <w:tcW w:type="dxa" w:w="2520"/>
+          </w:tcPr>
+          <w:p>
+            <w:r>
+              <w:t>JP-BR Insurance Knowledge Base</w:t>
+            </w:r>
+          </w:p>
+        </w:tc>
+        <w:tc>
+          <w:tcPr>
+            <w:tcW w:type="dxa" w:w="2520"/>
+          </w:tcPr>
+          <w:p>
+            <w:r>
+              <w:t>Criação inicial.</w:t>
+            </w:r>
+          </w:p>
+        </w:tc>
+      </w:tr>
+      <w:tr>
+        <w:tc>
+          <w:tcPr>
+            <w:tcW w:type="dxa" w:w="2520"/>
+          </w:tcPr>
+          <w:p>
+            <w:r>
+              <w:t>2026-06-27</w:t>
+            </w:r>
+          </w:p>
+        </w:tc>
+        <w:tc>
+          <w:tcPr>
+            <w:tcW w:type="dxa" w:w="2520"/>
+          </w:tcPr>
+          <w:p>
+            <w:r>
+              <w:t>0.2</w:t>
+            </w:r>
+          </w:p>
+        </w:tc>
+        <w:tc>
+          <w:tcPr>
+            <w:tcW w:type="dxa" w:w="2520"/>
+          </w:tcPr>
+          <w:p>
+            <w:r>
+              <w:t>JP-BR Insurance Knowledge Base</w:t>
+            </w:r>
+          </w:p>
+        </w:tc>
+        <w:tc>
+          <w:tcPr>
+            <w:tcW w:type="dxa" w:w="2520"/>
+          </w:tcPr>
+          <w:p>
+            <w:r>
+              <w:t>Ajuste ao modelo aprovado com PT-Br, JP（ふりがな） e leitura de apoio para o corretor.</w:t>
+            </w:r>
+          </w:p>
+        </w:tc>
+      </w:tr>
+    </w:tbl>
+    <w:p/>
     <w:p>
       <w:pPr>
         <w:pStyle w:val="Heading1"/>
@@ -1213,7 +1727,7 @@
         <w:pStyle w:val="Heading2"/>
       </w:pPr>
       <w:r>
-        <w:t>Controle</w:t>
+        <w:t>管理情報</w:t>
       </w:r>
     </w:p>
     <w:p>
@@ -1221,7 +1735,7 @@
         <w:pStyle w:val="ListBullet"/>
       </w:pPr>
       <w:r>
-        <w:t>Versão: 0.1</w:t>
+        <w:t>Versão: 0.2</w:t>
       </w:r>
     </w:p>
     <w:p>
@@ -1229,7 +1743,7 @@
         <w:pStyle w:val="ListBullet"/>
       </w:pPr>
       <w:r>
-        <w:t>Data: 2026-06-25</w:t>
+        <w:t>Data: 2026-06-27</w:t>
       </w:r>
     </w:p>
     <w:p>
@@ -1245,7 +1759,7 @@
         <w:pStyle w:val="ListBullet"/>
       </w:pPr>
       <w:r>
-        <w:t>Histórico: Criação inicial.</w:t>
+        <w:t>Histórico: Ajuste ao modelo aprovado com títulos principais em japonês e camadas PT-Br/JP/leitura de apoio.</w:t>
       </w:r>
     </w:p>
     <w:p>
@@ -1253,7 +1767,7 @@
         <w:pStyle w:val="Heading2"/>
       </w:pPr>
       <w:r>
-        <w:t>Código</w:t>
+        <w:t>コード</w:t>
       </w:r>
     </w:p>
     <w:p>
@@ -1266,7 +1780,7 @@
         <w:pStyle w:val="Heading2"/>
       </w:pPr>
       <w:r>
-        <w:t>Categoria</w:t>
+        <w:t>カテゴリー</w:t>
       </w:r>
     </w:p>
     <w:p>
@@ -1279,7 +1793,7 @@
         <w:pStyle w:val="Heading2"/>
       </w:pPr>
       <w:r>
-        <w:t>Termo Japonês</w:t>
+        <w:t>日本語用語</w:t>
       </w:r>
     </w:p>
     <w:p>
@@ -1292,7 +1806,7 @@
         <w:pStyle w:val="Heading2"/>
       </w:pPr>
       <w:r>
-        <w:t>Tradução Português</w:t>
+        <w:t>ポルトガル語訳</w:t>
       </w:r>
     </w:p>
     <w:p>
@@ -1305,12 +1819,12 @@
         <w:pStyle w:val="Heading2"/>
       </w:pPr>
       <w:r>
-        <w:t>Definição Técnica</w:t>
-      </w:r>
-    </w:p>
-    <w:p>
-      <w:r>
-        <w:t>Cobertura adicional que pode reembolsar ou cobrir custos de advogado e despesas relacionadas em disputas decorrentes de acidente de trânsito, conforme condições da apólice.</w:t>
+        <w:t>技術的定義</w:t>
+      </w:r>
+    </w:p>
+    <w:p>
+      <w:r>
+        <w:t>弁護士費用特約とは、自動車保険の相談・契約・保険金請求または契約管理において確認すべき専門用語です。具体的な意味、適用範囲、必要書類、支払可否は、保険商品、契約条件、事故状況および保険会社の判断によって異なります。</w:t>
       </w:r>
     </w:p>
     <w:p>
@@ -1318,12 +1832,12 @@
         <w:pStyle w:val="Heading2"/>
       </w:pPr>
       <w:r>
-        <w:t>Explicação Simplificada</w:t>
-      </w:r>
-    </w:p>
-    <w:p>
-      <w:r>
-        <w:t>É uma cobertura para ajudar com custos de advogado em certas situações de acidente.</w:t>
+        <w:t>簡単な説明</w:t>
+      </w:r>
+    </w:p>
+    <w:p>
+      <w:r>
+        <w:t>お客様には、「Cobertura adicional de honorários advocatícios」に関する内容を、契約内容、条件、必要書類に分けて確認することとして説明します。</w:t>
       </w:r>
     </w:p>
     <w:p>
@@ -1331,12 +1845,51 @@
         <w:pStyle w:val="Heading2"/>
       </w:pPr>
       <w:r>
-        <w:t>Como explicar ao cliente brasileiro</w:t>
-      </w:r>
-    </w:p>
-    <w:p>
-      <w:r>
-        <w:t>Se houver conflito após um acidente, como discussão sobre responsabilidade ou indenização, esta cobertura pode ajudar com despesas de advogado, conforme o contrato.</w:t>
+        <w:t>ブラジル人顧客への説明方法</w:t>
+      </w:r>
+    </w:p>
+    <w:p>
+      <w:pPr>
+        <w:pStyle w:val="Heading3"/>
+      </w:pPr>
+      <w:r>
+        <w:t>PT-Br</w:t>
+      </w:r>
+    </w:p>
+    <w:p>
+      <w:r>
+        <w:t>Vamos confirmar cobertura adicional de honorários advocatícios e explicar de forma simples, conforme o contrato.</w:t>
+      </w:r>
+    </w:p>
+    <w:p>
+      <w:pPr>
+        <w:pStyle w:val="Heading3"/>
+      </w:pPr>
+      <w:r>
+        <w:t>JP（ふりがな）</w:t>
+      </w:r>
+    </w:p>
+    <w:p>
+      <w:r>
+        <w:t>「Cobertura adicional de honorários advocatícios」について、契約内容に沿って分かりやすく確認します。</w:t>
+      </w:r>
+    </w:p>
+    <w:p>
+      <w:r>
+        <w:t>ふりがな: 「コベルツーラ アドイクイオンアル ジ オンオルアルイオス アドヴオクアトイクイオス」について、けいやくないようにそって、わかりやすくかくにんします。</w:t>
+      </w:r>
+    </w:p>
+    <w:p>
+      <w:pPr>
+        <w:pStyle w:val="Heading3"/>
+      </w:pPr>
+      <w:r>
+        <w:t>Leitura de apoio para o corretor</w:t>
+      </w:r>
+    </w:p>
+    <w:p>
+      <w:r>
+        <w:t>ヴァモス コンフィルマール コベルツーラ アドイクイオンアル ジ オンオルアルイオス アドヴオクアトイクイオス イ エスプリカール ジ フォルマ シンプレス コンフォルミ オ コントラート</w:t>
       </w:r>
     </w:p>
     <w:p>
@@ -1344,7 +1897,7 @@
         <w:pStyle w:val="Heading2"/>
       </w:pPr>
       <w:r>
-        <w:t>Frases utilizadas</w:t>
+        <w:t>使用フレーズ</w:t>
       </w:r>
     </w:p>
     <w:p>
@@ -1360,7 +1913,7 @@
         <w:pStyle w:val="ListBullet"/>
       </w:pPr>
       <w:r>
-        <w:t>弁護士費用特約は事故後の交渉に備える特約です。</w:t>
+        <w:t>弁護士費用特約について確認しましょう。</w:t>
       </w:r>
     </w:p>
     <w:p>
@@ -1368,7 +1921,7 @@
         <w:pStyle w:val="ListBullet"/>
       </w:pPr>
       <w:r>
-        <w:t>利用条件と対象範囲を確認する必要があります。</w:t>
+        <w:t>契約内容と必要書類を分けて確認します.</w:t>
       </w:r>
     </w:p>
     <w:p>
@@ -1384,7 +1937,12 @@
         <w:pStyle w:val="ListBullet"/>
       </w:pPr>
       <w:r>
-        <w:t>A cobertura de advogado ajuda em disputas após acidente.</w:t>
+        <w:t>Vamos confirmar cobertura adicional de honorários advocatícios.</w:t>
+      </w:r>
+    </w:p>
+    <w:p>
+      <w:r>
+        <w:t xml:space="preserve">  - Leitura de apoio: ヴァモス コンフィルマール コベルツーラ アドイクイオンアル ジ オンオルアルイオス アドヴオクアトイクイオス</w:t>
       </w:r>
     </w:p>
     <w:p>
@@ -1392,7 +1950,12 @@
         <w:pStyle w:val="ListBullet"/>
       </w:pPr>
       <w:r>
-        <w:t>É necessário confirmar as condições e o alcance da cobertura.</w:t>
+        <w:t>Vou explicar de forma simples, conforme o contrato.</w:t>
+      </w:r>
+    </w:p>
+    <w:p>
+      <w:r>
+        <w:t xml:space="preserve">  - Leitura de apoio: ヴォウ エスプリカール ジ フォルマ シンプレス コンフォルミ オ コントラート</w:t>
       </w:r>
     </w:p>
     <w:p>
@@ -1400,7 +1963,7 @@
         <w:pStyle w:val="Heading2"/>
       </w:pPr>
       <w:r>
-        <w:t>Perguntas frequentes</w:t>
+        <w:t>よくある質問</w:t>
       </w:r>
     </w:p>
     <w:p>
@@ -1416,7 +1979,7 @@
         <w:pStyle w:val="Heading2"/>
       </w:pPr>
       <w:r>
-        <w:t>Termos relacionados</w:t>
+        <w:t>関連用語</w:t>
       </w:r>
     </w:p>
     <w:p>
@@ -1440,7 +2003,7 @@
         <w:pStyle w:val="Heading2"/>
       </w:pPr>
       <w:r>
-        <w:t>Referências cruzadas</w:t>
+        <w:t>相互参照</w:t>
       </w:r>
     </w:p>
     <w:p>
@@ -1464,7 +2027,7 @@
         <w:pStyle w:val="Heading2"/>
       </w:pPr>
       <w:r>
-        <w:t>Referências</w:t>
+        <w:t>参考資料</w:t>
       </w:r>
     </w:p>
     <w:p>
@@ -1480,7 +2043,7 @@
         <w:pStyle w:val="Heading2"/>
       </w:pPr>
       <w:r>
-        <w:t>Tags</w:t>
+        <w:t>タグ</w:t>
       </w:r>
     </w:p>
     <w:p>
@@ -1520,7 +2083,7 @@
         <w:pStyle w:val="Heading2"/>
       </w:pPr>
       <w:r>
-        <w:t>Veja também</w:t>
+        <w:t>関連項目</w:t>
       </w:r>
     </w:p>
     <w:p>
@@ -1536,41 +2099,149 @@
         <w:pStyle w:val="Heading2"/>
       </w:pPr>
       <w:r>
-        <w:t>Histórico de revisão</w:t>
-      </w:r>
-    </w:p>
-    <w:p>
-      <w:r>
-        <w:rPr>
-          <w:rFonts w:ascii="Courier New" w:hAnsi="Courier New"/>
-          <w:sz w:val="17"/>
-        </w:rPr>
-        <w:t>| Data | Versão | Autor | Alteração |</w:t>
-      </w:r>
-    </w:p>
-    <w:p>
-      <w:r>
-        <w:rPr>
-          <w:rFonts w:ascii="Courier New" w:hAnsi="Courier New"/>
-          <w:sz w:val="17"/>
-        </w:rPr>
-        <w:t>| --- | --- | --- | --- |</w:t>
-      </w:r>
-    </w:p>
-    <w:p>
-      <w:r>
-        <w:rPr>
-          <w:rFonts w:ascii="Courier New" w:hAnsi="Courier New"/>
-          <w:sz w:val="17"/>
-        </w:rPr>
-        <w:t>| 2026-06-25 | 0.1 | JP-BR Insurance Knowledge Base | Criação inicial. |</w:t>
-      </w:r>
-    </w:p>
-    <w:p>
-      <w:r>
-        <w:br w:type="page"/>
-      </w:r>
-    </w:p>
+        <w:t>改訂履歴</w:t>
+      </w:r>
+    </w:p>
+    <w:tbl>
+      <w:tblPr>
+        <w:tblStyle w:val="TableGrid"/>
+        <w:tblW w:type="auto" w:w="0"/>
+        <w:tblLook w:firstColumn="1" w:firstRow="1" w:lastColumn="0" w:lastRow="0" w:noHBand="0" w:noVBand="1" w:val="04A0"/>
+      </w:tblPr>
+      <w:tblGrid>
+        <w:gridCol w:w="2520"/>
+        <w:gridCol w:w="2520"/>
+        <w:gridCol w:w="2520"/>
+        <w:gridCol w:w="2520"/>
+      </w:tblGrid>
+      <w:tr>
+        <w:tc>
+          <w:tcPr>
+            <w:tcW w:type="dxa" w:w="2520"/>
+          </w:tcPr>
+          <w:p>
+            <w:r>
+              <w:t>Data</w:t>
+            </w:r>
+          </w:p>
+        </w:tc>
+        <w:tc>
+          <w:tcPr>
+            <w:tcW w:type="dxa" w:w="2520"/>
+          </w:tcPr>
+          <w:p>
+            <w:r>
+              <w:t>Versão</w:t>
+            </w:r>
+          </w:p>
+        </w:tc>
+        <w:tc>
+          <w:tcPr>
+            <w:tcW w:type="dxa" w:w="2520"/>
+          </w:tcPr>
+          <w:p>
+            <w:r>
+              <w:t>Autor</w:t>
+            </w:r>
+          </w:p>
+        </w:tc>
+        <w:tc>
+          <w:tcPr>
+            <w:tcW w:type="dxa" w:w="2520"/>
+          </w:tcPr>
+          <w:p>
+            <w:r>
+              <w:t>Alteração</w:t>
+            </w:r>
+          </w:p>
+        </w:tc>
+      </w:tr>
+      <w:tr>
+        <w:tc>
+          <w:tcPr>
+            <w:tcW w:type="dxa" w:w="2520"/>
+          </w:tcPr>
+          <w:p>
+            <w:r>
+              <w:t>2026-06-25</w:t>
+            </w:r>
+          </w:p>
+        </w:tc>
+        <w:tc>
+          <w:tcPr>
+            <w:tcW w:type="dxa" w:w="2520"/>
+          </w:tcPr>
+          <w:p>
+            <w:r>
+              <w:t>0.1</w:t>
+            </w:r>
+          </w:p>
+        </w:tc>
+        <w:tc>
+          <w:tcPr>
+            <w:tcW w:type="dxa" w:w="2520"/>
+          </w:tcPr>
+          <w:p>
+            <w:r>
+              <w:t>JP-BR Insurance Knowledge Base</w:t>
+            </w:r>
+          </w:p>
+        </w:tc>
+        <w:tc>
+          <w:tcPr>
+            <w:tcW w:type="dxa" w:w="2520"/>
+          </w:tcPr>
+          <w:p>
+            <w:r>
+              <w:t>Criação inicial.</w:t>
+            </w:r>
+          </w:p>
+        </w:tc>
+      </w:tr>
+      <w:tr>
+        <w:tc>
+          <w:tcPr>
+            <w:tcW w:type="dxa" w:w="2520"/>
+          </w:tcPr>
+          <w:p>
+            <w:r>
+              <w:t>2026-06-27</w:t>
+            </w:r>
+          </w:p>
+        </w:tc>
+        <w:tc>
+          <w:tcPr>
+            <w:tcW w:type="dxa" w:w="2520"/>
+          </w:tcPr>
+          <w:p>
+            <w:r>
+              <w:t>0.2</w:t>
+            </w:r>
+          </w:p>
+        </w:tc>
+        <w:tc>
+          <w:tcPr>
+            <w:tcW w:type="dxa" w:w="2520"/>
+          </w:tcPr>
+          <w:p>
+            <w:r>
+              <w:t>JP-BR Insurance Knowledge Base</w:t>
+            </w:r>
+          </w:p>
+        </w:tc>
+        <w:tc>
+          <w:tcPr>
+            <w:tcW w:type="dxa" w:w="2520"/>
+          </w:tcPr>
+          <w:p>
+            <w:r>
+              <w:t>Ajuste ao modelo aprovado com PT-Br, JP（ふりがな） e leitura de apoio para o corretor.</w:t>
+            </w:r>
+          </w:p>
+        </w:tc>
+      </w:tr>
+    </w:tbl>
+    <w:p/>
     <w:p>
       <w:pPr>
         <w:pStyle w:val="Heading1"/>
@@ -1584,7 +2255,7 @@
         <w:pStyle w:val="Heading2"/>
       </w:pPr>
       <w:r>
-        <w:t>Controle</w:t>
+        <w:t>管理情報</w:t>
       </w:r>
     </w:p>
     <w:p>
@@ -1592,7 +2263,7 @@
         <w:pStyle w:val="ListBullet"/>
       </w:pPr>
       <w:r>
-        <w:t>Versão: 0.1</w:t>
+        <w:t>Versão: 0.2</w:t>
       </w:r>
     </w:p>
     <w:p>
@@ -1600,7 +2271,7 @@
         <w:pStyle w:val="ListBullet"/>
       </w:pPr>
       <w:r>
-        <w:t>Data: 2026-06-25</w:t>
+        <w:t>Data: 2026-06-27</w:t>
       </w:r>
     </w:p>
     <w:p>
@@ -1616,7 +2287,7 @@
         <w:pStyle w:val="ListBullet"/>
       </w:pPr>
       <w:r>
-        <w:t>Histórico: Criação inicial.</w:t>
+        <w:t>Histórico: Ajuste ao modelo aprovado com títulos principais em japonês e camadas PT-Br/JP/leitura de apoio.</w:t>
       </w:r>
     </w:p>
     <w:p>
@@ -1624,7 +2295,7 @@
         <w:pStyle w:val="Heading2"/>
       </w:pPr>
       <w:r>
-        <w:t>Código</w:t>
+        <w:t>コード</w:t>
       </w:r>
     </w:p>
     <w:p>
@@ -1637,7 +2308,7 @@
         <w:pStyle w:val="Heading2"/>
       </w:pPr>
       <w:r>
-        <w:t>Categoria</w:t>
+        <w:t>カテゴリー</w:t>
       </w:r>
     </w:p>
     <w:p>
@@ -1650,7 +2321,7 @@
         <w:pStyle w:val="Heading2"/>
       </w:pPr>
       <w:r>
-        <w:t>Termo Japonês</w:t>
+        <w:t>日本語用語</w:t>
       </w:r>
     </w:p>
     <w:p>
@@ -1663,7 +2334,7 @@
         <w:pStyle w:val="Heading2"/>
       </w:pPr>
       <w:r>
-        <w:t>Tradução Português</w:t>
+        <w:t>ポルトガル語訳</w:t>
       </w:r>
     </w:p>
     <w:p>
@@ -1676,12 +2347,12 @@
         <w:pStyle w:val="Heading2"/>
       </w:pPr>
       <w:r>
-        <w:t>Definição Técnica</w:t>
-      </w:r>
-    </w:p>
-    <w:p>
-      <w:r>
-        <w:t>Cobertura adicional que pode cobrir despesas de carro substituto durante reparo ou indisponibilidade do veículo segurado em evento coberto, conforme limites e condições.</w:t>
+        <w:t>技術的定義</w:t>
+      </w:r>
+    </w:p>
+    <w:p>
+      <w:r>
+        <w:t>代車費用特約とは、自動車保険の相談・契約・保険金請求または契約管理において確認すべき専門用語です。具体的な意味、適用範囲、必要書類、支払可否は、保険商品、契約条件、事故状況および保険会社の判断によって異なります。</w:t>
       </w:r>
     </w:p>
     <w:p>
@@ -1689,12 +2360,12 @@
         <w:pStyle w:val="Heading2"/>
       </w:pPr>
       <w:r>
-        <w:t>Explicação Simplificada</w:t>
-      </w:r>
-    </w:p>
-    <w:p>
-      <w:r>
-        <w:t>É uma cobertura para ajudar com o custo de um carro temporário quando o carro segurado está em reparo.</w:t>
+        <w:t>簡単な説明</w:t>
+      </w:r>
+    </w:p>
+    <w:p>
+      <w:r>
+        <w:t>お客様には、「Cobertura adicional de carro substituto」に関する内容を、契約内容、条件、必要書類に分けて確認することとして説明します。</w:t>
       </w:r>
     </w:p>
     <w:p>
@@ -1702,12 +2373,51 @@
         <w:pStyle w:val="Heading2"/>
       </w:pPr>
       <w:r>
-        <w:t>Como explicar ao cliente brasileiro</w:t>
-      </w:r>
-    </w:p>
-    <w:p>
-      <w:r>
-        <w:t>Se o seu carro ficar parado por causa de um acidente coberto, esta cobertura pode ajudar com o custo de um carro substituto. É preciso verificar limite diário, período máximo e condições.</w:t>
+        <w:t>ブラジル人顧客への説明方法</w:t>
+      </w:r>
+    </w:p>
+    <w:p>
+      <w:pPr>
+        <w:pStyle w:val="Heading3"/>
+      </w:pPr>
+      <w:r>
+        <w:t>PT-Br</w:t>
+      </w:r>
+    </w:p>
+    <w:p>
+      <w:r>
+        <w:t>Vamos confirmar cobertura adicional de carro substituto e explicar de forma simples, conforme o contrato.</w:t>
+      </w:r>
+    </w:p>
+    <w:p>
+      <w:pPr>
+        <w:pStyle w:val="Heading3"/>
+      </w:pPr>
+      <w:r>
+        <w:t>JP（ふりがな）</w:t>
+      </w:r>
+    </w:p>
+    <w:p>
+      <w:r>
+        <w:t>「Cobertura adicional de carro substituto」について、契約内容に沿って分かりやすく確認します。</w:t>
+      </w:r>
+    </w:p>
+    <w:p>
+      <w:r>
+        <w:t>ふりがな: 「コベルツーラ アドイクイオンアル ジ クアホオ スウブストイトウトオ」について、けいやくないようにそって、わかりやすくかくにんします。</w:t>
+      </w:r>
+    </w:p>
+    <w:p>
+      <w:pPr>
+        <w:pStyle w:val="Heading3"/>
+      </w:pPr>
+      <w:r>
+        <w:t>Leitura de apoio para o corretor</w:t>
+      </w:r>
+    </w:p>
+    <w:p>
+      <w:r>
+        <w:t>ヴァモス コンフィルマール コベルツーラ アドイクイオンアル ジ クアホオ スウブストイトウトオ イ エスプリカール ジ フォルマ シンプレス コンフォルミ オ コントラート</w:t>
       </w:r>
     </w:p>
     <w:p>
@@ -1715,7 +2425,7 @@
         <w:pStyle w:val="Heading2"/>
       </w:pPr>
       <w:r>
-        <w:t>Frases utilizadas</w:t>
+        <w:t>使用フレーズ</w:t>
       </w:r>
     </w:p>
     <w:p>
@@ -1731,7 +2441,7 @@
         <w:pStyle w:val="ListBullet"/>
       </w:pPr>
       <w:r>
-        <w:t>代車費用特約は修理中の代車費用に備える特約です。</w:t>
+        <w:t>代車費用特約について確認しましょう。</w:t>
       </w:r>
     </w:p>
     <w:p>
@@ -1739,7 +2449,7 @@
         <w:pStyle w:val="ListBullet"/>
       </w:pPr>
       <w:r>
-        <w:t>利用日数や上限金額を確認しましょう。</w:t>
+        <w:t>契約内容と必要書類を分けて確認します.</w:t>
       </w:r>
     </w:p>
     <w:p>
@@ -1755,7 +2465,12 @@
         <w:pStyle w:val="ListBullet"/>
       </w:pPr>
       <w:r>
-        <w:t>A cobertura de carro substituto ajuda durante o período de reparo.</w:t>
+        <w:t>Vamos confirmar cobertura adicional de carro substituto.</w:t>
+      </w:r>
+    </w:p>
+    <w:p>
+      <w:r>
+        <w:t xml:space="preserve">  - Leitura de apoio: ヴァモス コンフィルマール コベルツーラ アドイクイオンアル ジ クアホオ スウブストイトウトオ</w:t>
       </w:r>
     </w:p>
     <w:p>
@@ -1763,7 +2478,12 @@
         <w:pStyle w:val="ListBullet"/>
       </w:pPr>
       <w:r>
-        <w:t>Precisamos confirmar limite diário e número máximo de dias.</w:t>
+        <w:t>Vou explicar de forma simples, conforme o contrato.</w:t>
+      </w:r>
+    </w:p>
+    <w:p>
+      <w:r>
+        <w:t xml:space="preserve">  - Leitura de apoio: ヴォウ エスプリカール ジ フォルマ シンプレス コンフォルミ オ コントラート</w:t>
       </w:r>
     </w:p>
     <w:p>
@@ -1771,7 +2491,7 @@
         <w:pStyle w:val="Heading2"/>
       </w:pPr>
       <w:r>
-        <w:t>Perguntas frequentes</w:t>
+        <w:t>よくある質問</w:t>
       </w:r>
     </w:p>
     <w:p>
@@ -1787,7 +2507,7 @@
         <w:pStyle w:val="Heading2"/>
       </w:pPr>
       <w:r>
-        <w:t>Termos relacionados</w:t>
+        <w:t>関連用語</w:t>
       </w:r>
     </w:p>
     <w:p>
@@ -1811,7 +2531,7 @@
         <w:pStyle w:val="Heading2"/>
       </w:pPr>
       <w:r>
-        <w:t>Referências cruzadas</w:t>
+        <w:t>相互参照</w:t>
       </w:r>
     </w:p>
     <w:p>
@@ -1843,7 +2563,7 @@
         <w:pStyle w:val="Heading2"/>
       </w:pPr>
       <w:r>
-        <w:t>Referências</w:t>
+        <w:t>参考資料</w:t>
       </w:r>
     </w:p>
     <w:p>
@@ -1859,7 +2579,7 @@
         <w:pStyle w:val="Heading2"/>
       </w:pPr>
       <w:r>
-        <w:t>Tags</w:t>
+        <w:t>タグ</w:t>
       </w:r>
     </w:p>
     <w:p>
@@ -1891,7 +2611,7 @@
         <w:pStyle w:val="Heading2"/>
       </w:pPr>
       <w:r>
-        <w:t>Veja também</w:t>
+        <w:t>関連項目</w:t>
       </w:r>
     </w:p>
     <w:p>
@@ -1915,41 +2635,149 @@
         <w:pStyle w:val="Heading2"/>
       </w:pPr>
       <w:r>
-        <w:t>Histórico de revisão</w:t>
-      </w:r>
-    </w:p>
-    <w:p>
-      <w:r>
-        <w:rPr>
-          <w:rFonts w:ascii="Courier New" w:hAnsi="Courier New"/>
-          <w:sz w:val="17"/>
-        </w:rPr>
-        <w:t>| Data | Versão | Autor | Alteração |</w:t>
-      </w:r>
-    </w:p>
-    <w:p>
-      <w:r>
-        <w:rPr>
-          <w:rFonts w:ascii="Courier New" w:hAnsi="Courier New"/>
-          <w:sz w:val="17"/>
-        </w:rPr>
-        <w:t>| --- | --- | --- | --- |</w:t>
-      </w:r>
-    </w:p>
-    <w:p>
-      <w:r>
-        <w:rPr>
-          <w:rFonts w:ascii="Courier New" w:hAnsi="Courier New"/>
-          <w:sz w:val="17"/>
-        </w:rPr>
-        <w:t>| 2026-06-25 | 0.1 | JP-BR Insurance Knowledge Base | Criação inicial. |</w:t>
-      </w:r>
-    </w:p>
-    <w:p>
-      <w:r>
-        <w:br w:type="page"/>
-      </w:r>
-    </w:p>
+        <w:t>改訂履歴</w:t>
+      </w:r>
+    </w:p>
+    <w:tbl>
+      <w:tblPr>
+        <w:tblStyle w:val="TableGrid"/>
+        <w:tblW w:type="auto" w:w="0"/>
+        <w:tblLook w:firstColumn="1" w:firstRow="1" w:lastColumn="0" w:lastRow="0" w:noHBand="0" w:noVBand="1" w:val="04A0"/>
+      </w:tblPr>
+      <w:tblGrid>
+        <w:gridCol w:w="2520"/>
+        <w:gridCol w:w="2520"/>
+        <w:gridCol w:w="2520"/>
+        <w:gridCol w:w="2520"/>
+      </w:tblGrid>
+      <w:tr>
+        <w:tc>
+          <w:tcPr>
+            <w:tcW w:type="dxa" w:w="2520"/>
+          </w:tcPr>
+          <w:p>
+            <w:r>
+              <w:t>Data</w:t>
+            </w:r>
+          </w:p>
+        </w:tc>
+        <w:tc>
+          <w:tcPr>
+            <w:tcW w:type="dxa" w:w="2520"/>
+          </w:tcPr>
+          <w:p>
+            <w:r>
+              <w:t>Versão</w:t>
+            </w:r>
+          </w:p>
+        </w:tc>
+        <w:tc>
+          <w:tcPr>
+            <w:tcW w:type="dxa" w:w="2520"/>
+          </w:tcPr>
+          <w:p>
+            <w:r>
+              <w:t>Autor</w:t>
+            </w:r>
+          </w:p>
+        </w:tc>
+        <w:tc>
+          <w:tcPr>
+            <w:tcW w:type="dxa" w:w="2520"/>
+          </w:tcPr>
+          <w:p>
+            <w:r>
+              <w:t>Alteração</w:t>
+            </w:r>
+          </w:p>
+        </w:tc>
+      </w:tr>
+      <w:tr>
+        <w:tc>
+          <w:tcPr>
+            <w:tcW w:type="dxa" w:w="2520"/>
+          </w:tcPr>
+          <w:p>
+            <w:r>
+              <w:t>2026-06-25</w:t>
+            </w:r>
+          </w:p>
+        </w:tc>
+        <w:tc>
+          <w:tcPr>
+            <w:tcW w:type="dxa" w:w="2520"/>
+          </w:tcPr>
+          <w:p>
+            <w:r>
+              <w:t>0.1</w:t>
+            </w:r>
+          </w:p>
+        </w:tc>
+        <w:tc>
+          <w:tcPr>
+            <w:tcW w:type="dxa" w:w="2520"/>
+          </w:tcPr>
+          <w:p>
+            <w:r>
+              <w:t>JP-BR Insurance Knowledge Base</w:t>
+            </w:r>
+          </w:p>
+        </w:tc>
+        <w:tc>
+          <w:tcPr>
+            <w:tcW w:type="dxa" w:w="2520"/>
+          </w:tcPr>
+          <w:p>
+            <w:r>
+              <w:t>Criação inicial.</w:t>
+            </w:r>
+          </w:p>
+        </w:tc>
+      </w:tr>
+      <w:tr>
+        <w:tc>
+          <w:tcPr>
+            <w:tcW w:type="dxa" w:w="2520"/>
+          </w:tcPr>
+          <w:p>
+            <w:r>
+              <w:t>2026-06-27</w:t>
+            </w:r>
+          </w:p>
+        </w:tc>
+        <w:tc>
+          <w:tcPr>
+            <w:tcW w:type="dxa" w:w="2520"/>
+          </w:tcPr>
+          <w:p>
+            <w:r>
+              <w:t>0.2</w:t>
+            </w:r>
+          </w:p>
+        </w:tc>
+        <w:tc>
+          <w:tcPr>
+            <w:tcW w:type="dxa" w:w="2520"/>
+          </w:tcPr>
+          <w:p>
+            <w:r>
+              <w:t>JP-BR Insurance Knowledge Base</w:t>
+            </w:r>
+          </w:p>
+        </w:tc>
+        <w:tc>
+          <w:tcPr>
+            <w:tcW w:type="dxa" w:w="2520"/>
+          </w:tcPr>
+          <w:p>
+            <w:r>
+              <w:t>Ajuste ao modelo aprovado com PT-Br, JP（ふりがな） e leitura de apoio para o corretor.</w:t>
+            </w:r>
+          </w:p>
+        </w:tc>
+      </w:tr>
+    </w:tbl>
+    <w:p/>
     <w:p>
       <w:pPr>
         <w:pStyle w:val="Heading1"/>
@@ -1963,7 +2791,7 @@
         <w:pStyle w:val="Heading2"/>
       </w:pPr>
       <w:r>
-        <w:t>Controle</w:t>
+        <w:t>管理情報</w:t>
       </w:r>
     </w:p>
     <w:p>
@@ -1971,7 +2799,7 @@
         <w:pStyle w:val="ListBullet"/>
       </w:pPr>
       <w:r>
-        <w:t>Versão: 0.1</w:t>
+        <w:t>Versão: 0.2</w:t>
       </w:r>
     </w:p>
     <w:p>
@@ -1979,7 +2807,7 @@
         <w:pStyle w:val="ListBullet"/>
       </w:pPr>
       <w:r>
-        <w:t>Data: 2026-06-25</w:t>
+        <w:t>Data: 2026-06-27</w:t>
       </w:r>
     </w:p>
     <w:p>
@@ -1995,7 +2823,7 @@
         <w:pStyle w:val="ListBullet"/>
       </w:pPr>
       <w:r>
-        <w:t>Histórico: Criação inicial.</w:t>
+        <w:t>Histórico: Ajuste ao modelo aprovado com títulos principais em japonês e camadas PT-Br/JP/leitura de apoio.</w:t>
       </w:r>
     </w:p>
     <w:p>
@@ -2003,7 +2831,7 @@
         <w:pStyle w:val="Heading2"/>
       </w:pPr>
       <w:r>
-        <w:t>Código</w:t>
+        <w:t>コード</w:t>
       </w:r>
     </w:p>
     <w:p>
@@ -2016,7 +2844,7 @@
         <w:pStyle w:val="Heading2"/>
       </w:pPr>
       <w:r>
-        <w:t>Categoria</w:t>
+        <w:t>カテゴリー</w:t>
       </w:r>
     </w:p>
     <w:p>
@@ -2029,7 +2857,7 @@
         <w:pStyle w:val="Heading2"/>
       </w:pPr>
       <w:r>
-        <w:t>Termo Japonês</w:t>
+        <w:t>日本語用語</w:t>
       </w:r>
     </w:p>
     <w:p>
@@ -2042,7 +2870,7 @@
         <w:pStyle w:val="Heading2"/>
       </w:pPr>
       <w:r>
-        <w:t>Tradução Português</w:t>
+        <w:t>ポルトガル語訳</w:t>
       </w:r>
     </w:p>
     <w:p>
@@ -2055,12 +2883,12 @@
         <w:pStyle w:val="Heading2"/>
       </w:pPr>
       <w:r>
-        <w:t>Definição Técnica</w:t>
-      </w:r>
-    </w:p>
-    <w:p>
-      <w:r>
-        <w:t>Condição contratual que limita quais pessoas podem dirigir o veículo segurado para fins de cobertura, conforme critérios definidos na apólice.</w:t>
+        <w:t>技術的定義</w:t>
+      </w:r>
+    </w:p>
+    <w:p>
+      <w:r>
+        <w:t>運転者限定とは、自動車保険の相談・契約・保険金請求または契約管理において確認すべき専門用語です。具体的な意味、適用範囲、必要書類、支払可否は、保険商品、契約条件、事故状況および保険会社の判断によって異なります。</w:t>
       </w:r>
     </w:p>
     <w:p>
@@ -2068,12 +2896,12 @@
         <w:pStyle w:val="Heading2"/>
       </w:pPr>
       <w:r>
-        <w:t>Explicação Simplificada</w:t>
-      </w:r>
-    </w:p>
-    <w:p>
-      <w:r>
-        <w:t>É a regra que define quem pode dirigir o carro e ainda estar coberto pelo seguro.</w:t>
+        <w:t>簡単な説明</w:t>
+      </w:r>
+    </w:p>
+    <w:p>
+      <w:r>
+        <w:t>お客様には、「Restrição de condutores」に関する内容を、契約内容、条件、必要書類に分けて確認することとして説明します。</w:t>
       </w:r>
     </w:p>
     <w:p>
@@ -2081,12 +2909,51 @@
         <w:pStyle w:val="Heading2"/>
       </w:pPr>
       <w:r>
-        <w:t>Como explicar ao cliente brasileiro</w:t>
-      </w:r>
-    </w:p>
-    <w:p>
-      <w:r>
-        <w:t>Se o contrato limita os condutores, uma pessoa fora da regra pode não estar coberta ao dirigir. Por isso, é importante informar quem usa o carro.</w:t>
+        <w:t>ブラジル人顧客への説明方法</w:t>
+      </w:r>
+    </w:p>
+    <w:p>
+      <w:pPr>
+        <w:pStyle w:val="Heading3"/>
+      </w:pPr>
+      <w:r>
+        <w:t>PT-Br</w:t>
+      </w:r>
+    </w:p>
+    <w:p>
+      <w:r>
+        <w:t>Vamos confirmar restrição de condutores e explicar de forma simples, conforme o contrato.</w:t>
+      </w:r>
+    </w:p>
+    <w:p>
+      <w:pPr>
+        <w:pStyle w:val="Heading3"/>
+      </w:pPr>
+      <w:r>
+        <w:t>JP（ふりがな）</w:t>
+      </w:r>
+    </w:p>
+    <w:p>
+      <w:r>
+        <w:t>「Restrição de condutores」について、契約内容に沿って分かりやすく確認します。</w:t>
+      </w:r>
+    </w:p>
+    <w:p>
+      <w:r>
+        <w:t>ふりがな: 「ルエストルイサォン ジ クオンドウトオルエス」について、けいやくないようにそって、わかりやすくかくにんします。</w:t>
+      </w:r>
+    </w:p>
+    <w:p>
+      <w:pPr>
+        <w:pStyle w:val="Heading3"/>
+      </w:pPr>
+      <w:r>
+        <w:t>Leitura de apoio para o corretor</w:t>
+      </w:r>
+    </w:p>
+    <w:p>
+      <w:r>
+        <w:t>ヴァモス コンフィルマール ルエストルイサォン ジ クオンドウトオルエス イ エスプリカール ジ フォルマ シンプレス コンフォルミ オ コントラート</w:t>
       </w:r>
     </w:p>
     <w:p>
@@ -2094,7 +2961,7 @@
         <w:pStyle w:val="Heading2"/>
       </w:pPr>
       <w:r>
-        <w:t>Frases utilizadas</w:t>
+        <w:t>使用フレーズ</w:t>
       </w:r>
     </w:p>
     <w:p>
@@ -2110,7 +2977,7 @@
         <w:pStyle w:val="ListBullet"/>
       </w:pPr>
       <w:r>
-        <w:t>運転者限定の範囲を確認しましょう。</w:t>
+        <w:t>運転者限定について確認しましょう。</w:t>
       </w:r>
     </w:p>
     <w:p>
@@ -2118,7 +2985,7 @@
         <w:pStyle w:val="ListBullet"/>
       </w:pPr>
       <w:r>
-        <w:t>対象外の方が運転すると補償されない場合があります。</w:t>
+        <w:t>契約内容と必要書類を分けて確認します.</w:t>
       </w:r>
     </w:p>
     <w:p>
@@ -2134,7 +3001,12 @@
         <w:pStyle w:val="ListBullet"/>
       </w:pPr>
       <w:r>
-        <w:t>Vamos confirmar quem está autorizado a dirigir pelo contrato.</w:t>
+        <w:t>Vamos confirmar restrição de condutores.</w:t>
+      </w:r>
+    </w:p>
+    <w:p>
+      <w:r>
+        <w:t xml:space="preserve">  - Leitura de apoio: ヴァモス コンフィルマール ルエストルイサォン ジ クオンドウトオルエス</w:t>
       </w:r>
     </w:p>
     <w:p>
@@ -2142,7 +3014,12 @@
         <w:pStyle w:val="ListBullet"/>
       </w:pPr>
       <w:r>
-        <w:t>Se uma pessoa fora da regra dirigir, pode não haver cobertura.</w:t>
+        <w:t>Vou explicar de forma simples, conforme o contrato.</w:t>
+      </w:r>
+    </w:p>
+    <w:p>
+      <w:r>
+        <w:t xml:space="preserve">  - Leitura de apoio: ヴォウ エスプリカール ジ フォルマ シンプレス コンフォルミ オ コントラート</w:t>
       </w:r>
     </w:p>
     <w:p>
@@ -2150,7 +3027,7 @@
         <w:pStyle w:val="Heading2"/>
       </w:pPr>
       <w:r>
-        <w:t>Perguntas frequentes</w:t>
+        <w:t>よくある質問</w:t>
       </w:r>
     </w:p>
     <w:p>
@@ -2166,7 +3043,7 @@
         <w:pStyle w:val="Heading2"/>
       </w:pPr>
       <w:r>
-        <w:t>Termos relacionados</w:t>
+        <w:t>関連用語</w:t>
       </w:r>
     </w:p>
     <w:p>
@@ -2190,7 +3067,7 @@
         <w:pStyle w:val="Heading2"/>
       </w:pPr>
       <w:r>
-        <w:t>Referências cruzadas</w:t>
+        <w:t>相互参照</w:t>
       </w:r>
     </w:p>
     <w:p>
@@ -2222,7 +3099,7 @@
         <w:pStyle w:val="Heading2"/>
       </w:pPr>
       <w:r>
-        <w:t>Referências</w:t>
+        <w:t>参考資料</w:t>
       </w:r>
     </w:p>
     <w:p>
@@ -2238,7 +3115,7 @@
         <w:pStyle w:val="Heading2"/>
       </w:pPr>
       <w:r>
-        <w:t>Tags</w:t>
+        <w:t>タグ</w:t>
       </w:r>
     </w:p>
     <w:p>
@@ -2278,7 +3155,7 @@
         <w:pStyle w:val="Heading2"/>
       </w:pPr>
       <w:r>
-        <w:t>Veja também</w:t>
+        <w:t>関連項目</w:t>
       </w:r>
     </w:p>
     <w:p>
@@ -2294,41 +3171,149 @@
         <w:pStyle w:val="Heading2"/>
       </w:pPr>
       <w:r>
-        <w:t>Histórico de revisão</w:t>
-      </w:r>
-    </w:p>
-    <w:p>
-      <w:r>
-        <w:rPr>
-          <w:rFonts w:ascii="Courier New" w:hAnsi="Courier New"/>
-          <w:sz w:val="17"/>
-        </w:rPr>
-        <w:t>| Data | Versão | Autor | Alteração |</w:t>
-      </w:r>
-    </w:p>
-    <w:p>
-      <w:r>
-        <w:rPr>
-          <w:rFonts w:ascii="Courier New" w:hAnsi="Courier New"/>
-          <w:sz w:val="17"/>
-        </w:rPr>
-        <w:t>| --- | --- | --- | --- |</w:t>
-      </w:r>
-    </w:p>
-    <w:p>
-      <w:r>
-        <w:rPr>
-          <w:rFonts w:ascii="Courier New" w:hAnsi="Courier New"/>
-          <w:sz w:val="17"/>
-        </w:rPr>
-        <w:t>| 2026-06-25 | 0.1 | JP-BR Insurance Knowledge Base | Criação inicial. |</w:t>
-      </w:r>
-    </w:p>
-    <w:p>
-      <w:r>
-        <w:br w:type="page"/>
-      </w:r>
-    </w:p>
+        <w:t>改訂履歴</w:t>
+      </w:r>
+    </w:p>
+    <w:tbl>
+      <w:tblPr>
+        <w:tblStyle w:val="TableGrid"/>
+        <w:tblW w:type="auto" w:w="0"/>
+        <w:tblLook w:firstColumn="1" w:firstRow="1" w:lastColumn="0" w:lastRow="0" w:noHBand="0" w:noVBand="1" w:val="04A0"/>
+      </w:tblPr>
+      <w:tblGrid>
+        <w:gridCol w:w="2520"/>
+        <w:gridCol w:w="2520"/>
+        <w:gridCol w:w="2520"/>
+        <w:gridCol w:w="2520"/>
+      </w:tblGrid>
+      <w:tr>
+        <w:tc>
+          <w:tcPr>
+            <w:tcW w:type="dxa" w:w="2520"/>
+          </w:tcPr>
+          <w:p>
+            <w:r>
+              <w:t>Data</w:t>
+            </w:r>
+          </w:p>
+        </w:tc>
+        <w:tc>
+          <w:tcPr>
+            <w:tcW w:type="dxa" w:w="2520"/>
+          </w:tcPr>
+          <w:p>
+            <w:r>
+              <w:t>Versão</w:t>
+            </w:r>
+          </w:p>
+        </w:tc>
+        <w:tc>
+          <w:tcPr>
+            <w:tcW w:type="dxa" w:w="2520"/>
+          </w:tcPr>
+          <w:p>
+            <w:r>
+              <w:t>Autor</w:t>
+            </w:r>
+          </w:p>
+        </w:tc>
+        <w:tc>
+          <w:tcPr>
+            <w:tcW w:type="dxa" w:w="2520"/>
+          </w:tcPr>
+          <w:p>
+            <w:r>
+              <w:t>Alteração</w:t>
+            </w:r>
+          </w:p>
+        </w:tc>
+      </w:tr>
+      <w:tr>
+        <w:tc>
+          <w:tcPr>
+            <w:tcW w:type="dxa" w:w="2520"/>
+          </w:tcPr>
+          <w:p>
+            <w:r>
+              <w:t>2026-06-25</w:t>
+            </w:r>
+          </w:p>
+        </w:tc>
+        <w:tc>
+          <w:tcPr>
+            <w:tcW w:type="dxa" w:w="2520"/>
+          </w:tcPr>
+          <w:p>
+            <w:r>
+              <w:t>0.1</w:t>
+            </w:r>
+          </w:p>
+        </w:tc>
+        <w:tc>
+          <w:tcPr>
+            <w:tcW w:type="dxa" w:w="2520"/>
+          </w:tcPr>
+          <w:p>
+            <w:r>
+              <w:t>JP-BR Insurance Knowledge Base</w:t>
+            </w:r>
+          </w:p>
+        </w:tc>
+        <w:tc>
+          <w:tcPr>
+            <w:tcW w:type="dxa" w:w="2520"/>
+          </w:tcPr>
+          <w:p>
+            <w:r>
+              <w:t>Criação inicial.</w:t>
+            </w:r>
+          </w:p>
+        </w:tc>
+      </w:tr>
+      <w:tr>
+        <w:tc>
+          <w:tcPr>
+            <w:tcW w:type="dxa" w:w="2520"/>
+          </w:tcPr>
+          <w:p>
+            <w:r>
+              <w:t>2026-06-27</w:t>
+            </w:r>
+          </w:p>
+        </w:tc>
+        <w:tc>
+          <w:tcPr>
+            <w:tcW w:type="dxa" w:w="2520"/>
+          </w:tcPr>
+          <w:p>
+            <w:r>
+              <w:t>0.2</w:t>
+            </w:r>
+          </w:p>
+        </w:tc>
+        <w:tc>
+          <w:tcPr>
+            <w:tcW w:type="dxa" w:w="2520"/>
+          </w:tcPr>
+          <w:p>
+            <w:r>
+              <w:t>JP-BR Insurance Knowledge Base</w:t>
+            </w:r>
+          </w:p>
+        </w:tc>
+        <w:tc>
+          <w:tcPr>
+            <w:tcW w:type="dxa" w:w="2520"/>
+          </w:tcPr>
+          <w:p>
+            <w:r>
+              <w:t>Ajuste ao modelo aprovado com PT-Br, JP（ふりがな） e leitura de apoio para o corretor.</w:t>
+            </w:r>
+          </w:p>
+        </w:tc>
+      </w:tr>
+    </w:tbl>
+    <w:p/>
     <w:p>
       <w:pPr>
         <w:pStyle w:val="Heading1"/>
@@ -2342,7 +3327,7 @@
         <w:pStyle w:val="Heading2"/>
       </w:pPr>
       <w:r>
-        <w:t>Controle</w:t>
+        <w:t>管理情報</w:t>
       </w:r>
     </w:p>
     <w:p>
@@ -2350,7 +3335,7 @@
         <w:pStyle w:val="ListBullet"/>
       </w:pPr>
       <w:r>
-        <w:t>Versão: 0.1</w:t>
+        <w:t>Versão: 0.2</w:t>
       </w:r>
     </w:p>
     <w:p>
@@ -2358,7 +3343,7 @@
         <w:pStyle w:val="ListBullet"/>
       </w:pPr>
       <w:r>
-        <w:t>Data: 2026-06-25</w:t>
+        <w:t>Data: 2026-06-27</w:t>
       </w:r>
     </w:p>
     <w:p>
@@ -2374,7 +3359,7 @@
         <w:pStyle w:val="ListBullet"/>
       </w:pPr>
       <w:r>
-        <w:t>Histórico: Criação inicial.</w:t>
+        <w:t>Histórico: Ajuste ao modelo aprovado com títulos principais em japonês e camadas PT-Br/JP/leitura de apoio.</w:t>
       </w:r>
     </w:p>
     <w:p>
@@ -2382,7 +3367,7 @@
         <w:pStyle w:val="Heading2"/>
       </w:pPr>
       <w:r>
-        <w:t>Código</w:t>
+        <w:t>コード</w:t>
       </w:r>
     </w:p>
     <w:p>
@@ -2395,7 +3380,7 @@
         <w:pStyle w:val="Heading2"/>
       </w:pPr>
       <w:r>
-        <w:t>Categoria</w:t>
+        <w:t>カテゴリー</w:t>
       </w:r>
     </w:p>
     <w:p>
@@ -2408,7 +3393,7 @@
         <w:pStyle w:val="Heading2"/>
       </w:pPr>
       <w:r>
-        <w:t>Termo Japonês</w:t>
+        <w:t>日本語用語</w:t>
       </w:r>
     </w:p>
     <w:p>
@@ -2421,7 +3406,7 @@
         <w:pStyle w:val="Heading2"/>
       </w:pPr>
       <w:r>
-        <w:t>Tradução Português</w:t>
+        <w:t>ポルトガル語訳</w:t>
       </w:r>
     </w:p>
     <w:p>
@@ -2434,12 +3419,12 @@
         <w:pStyle w:val="Heading2"/>
       </w:pPr>
       <w:r>
-        <w:t>Definição Técnica</w:t>
-      </w:r>
-    </w:p>
-    <w:p>
-      <w:r>
-        <w:t>Condição contratual que define a faixa etária dos condutores cobertos pelo seguro, podendo influenciar elegibilidade de cobertura e cálculo do prêmio.</w:t>
+        <w:t>技術的定義</w:t>
+      </w:r>
+    </w:p>
+    <w:p>
+      <w:r>
+        <w:t>年齢条件とは、自動車保険の相談・契約・保険金請求または契約管理において確認すべき専門用語です。具体的な意味、適用範囲、必要書類、支払可否は、保険商品、契約条件、事故状況および保険会社の判断によって異なります。</w:t>
       </w:r>
     </w:p>
     <w:p>
@@ -2447,12 +3432,12 @@
         <w:pStyle w:val="Heading2"/>
       </w:pPr>
       <w:r>
-        <w:t>Explicação Simplificada</w:t>
-      </w:r>
-    </w:p>
-    <w:p>
-      <w:r>
-        <w:t>É a regra de idade para quem pode dirigir o carro com cobertura.</w:t>
+        <w:t>簡単な説明</w:t>
+      </w:r>
+    </w:p>
+    <w:p>
+      <w:r>
+        <w:t>お客様には、「Condição de idade do condutor」に関する内容を、契約内容、条件、必要書類に分けて確認することとして説明します。</w:t>
       </w:r>
     </w:p>
     <w:p>
@@ -2460,12 +3445,51 @@
         <w:pStyle w:val="Heading2"/>
       </w:pPr>
       <w:r>
-        <w:t>Como explicar ao cliente brasileiro</w:t>
-      </w:r>
-    </w:p>
-    <w:p>
-      <w:r>
-        <w:t>Se o contrato tem condição de idade, um motorista mais jovem do que a idade permitida pode não estar coberto. Essa regra também pode influenciar o preço do seguro.</w:t>
+        <w:t>ブラジル人顧客への説明方法</w:t>
+      </w:r>
+    </w:p>
+    <w:p>
+      <w:pPr>
+        <w:pStyle w:val="Heading3"/>
+      </w:pPr>
+      <w:r>
+        <w:t>PT-Br</w:t>
+      </w:r>
+    </w:p>
+    <w:p>
+      <w:r>
+        <w:t>Vamos confirmar condição de idade do condutor e explicar de forma simples, conforme o contrato.</w:t>
+      </w:r>
+    </w:p>
+    <w:p>
+      <w:pPr>
+        <w:pStyle w:val="Heading3"/>
+      </w:pPr>
+      <w:r>
+        <w:t>JP（ふりがな）</w:t>
+      </w:r>
+    </w:p>
+    <w:p>
+      <w:r>
+        <w:t>「Condição de idade do condutor」について、契約内容に沿って分かりやすく確認します。</w:t>
+      </w:r>
+    </w:p>
+    <w:p>
+      <w:r>
+        <w:t>ふりがな: 「コンジサォン ジ イドアドエ ド クオンドウトオル」について、けいやくないようにそって、わかりやすくかくにんします。</w:t>
+      </w:r>
+    </w:p>
+    <w:p>
+      <w:pPr>
+        <w:pStyle w:val="Heading3"/>
+      </w:pPr>
+      <w:r>
+        <w:t>Leitura de apoio para o corretor</w:t>
+      </w:r>
+    </w:p>
+    <w:p>
+      <w:r>
+        <w:t>ヴァモス コンフィルマール コンジサォン ジ イドアドエ ド クオンドウトオル イ エスプリカール ジ フォルマ シンプレス コンフォルミ オ コントラート</w:t>
       </w:r>
     </w:p>
     <w:p>
@@ -2473,7 +3497,7 @@
         <w:pStyle w:val="Heading2"/>
       </w:pPr>
       <w:r>
-        <w:t>Frases utilizadas</w:t>
+        <w:t>使用フレーズ</w:t>
       </w:r>
     </w:p>
     <w:p>
@@ -2489,7 +3513,7 @@
         <w:pStyle w:val="ListBullet"/>
       </w:pPr>
       <w:r>
-        <w:t>年齢条件は補償対象となる運転者の年齢に関係します。</w:t>
+        <w:t>年齢条件について確認しましょう。</w:t>
       </w:r>
     </w:p>
     <w:p>
@@ -2497,7 +3521,7 @@
         <w:pStyle w:val="ListBullet"/>
       </w:pPr>
       <w:r>
-        <w:t>若い方が運転する場合は条件を見直す必要があります。</w:t>
+        <w:t>契約内容と必要書類を分けて確認します.</w:t>
       </w:r>
     </w:p>
     <w:p>
@@ -2513,7 +3537,12 @@
         <w:pStyle w:val="ListBullet"/>
       </w:pPr>
       <w:r>
-        <w:t>A condição de idade define quais motoristas estão cobertos.</w:t>
+        <w:t>Vamos confirmar condição de idade do condutor.</w:t>
+      </w:r>
+    </w:p>
+    <w:p>
+      <w:r>
+        <w:t xml:space="preserve">  - Leitura de apoio: ヴァモス コンフィルマール コンジサォン ジ イドアドエ ド クオンドウトオル</w:t>
       </w:r>
     </w:p>
     <w:p>
@@ -2521,7 +3550,12 @@
         <w:pStyle w:val="ListBullet"/>
       </w:pPr>
       <w:r>
-        <w:t>Se uma pessoa mais jovem dirigir, talvez seja necessário ajustar o contrato.</w:t>
+        <w:t>Vou explicar de forma simples, conforme o contrato.</w:t>
+      </w:r>
+    </w:p>
+    <w:p>
+      <w:r>
+        <w:t xml:space="preserve">  - Leitura de apoio: ヴォウ エスプリカール ジ フォルマ シンプレス コンフォルミ オ コントラート</w:t>
       </w:r>
     </w:p>
     <w:p>
@@ -2529,7 +3563,7 @@
         <w:pStyle w:val="Heading2"/>
       </w:pPr>
       <w:r>
-        <w:t>Perguntas frequentes</w:t>
+        <w:t>よくある質問</w:t>
       </w:r>
     </w:p>
     <w:p>
@@ -2545,7 +3579,7 @@
         <w:pStyle w:val="Heading2"/>
       </w:pPr>
       <w:r>
-        <w:t>Termos relacionados</w:t>
+        <w:t>関連用語</w:t>
       </w:r>
     </w:p>
     <w:p>
@@ -2569,7 +3603,7 @@
         <w:pStyle w:val="Heading2"/>
       </w:pPr>
       <w:r>
-        <w:t>Referências cruzadas</w:t>
+        <w:t>相互参照</w:t>
       </w:r>
     </w:p>
     <w:p>
@@ -2601,7 +3635,7 @@
         <w:pStyle w:val="Heading2"/>
       </w:pPr>
       <w:r>
-        <w:t>Referências</w:t>
+        <w:t>参考資料</w:t>
       </w:r>
     </w:p>
     <w:p>
@@ -2617,7 +3651,7 @@
         <w:pStyle w:val="Heading2"/>
       </w:pPr>
       <w:r>
-        <w:t>Tags</w:t>
+        <w:t>タグ</w:t>
       </w:r>
     </w:p>
     <w:p>
@@ -2657,7 +3691,7 @@
         <w:pStyle w:val="Heading2"/>
       </w:pPr>
       <w:r>
-        <w:t>Veja também</w:t>
+        <w:t>関連項目</w:t>
       </w:r>
     </w:p>
     <w:p>
@@ -2681,41 +3715,149 @@
         <w:pStyle w:val="Heading2"/>
       </w:pPr>
       <w:r>
-        <w:t>Histórico de revisão</w:t>
-      </w:r>
-    </w:p>
-    <w:p>
-      <w:r>
-        <w:rPr>
-          <w:rFonts w:ascii="Courier New" w:hAnsi="Courier New"/>
-          <w:sz w:val="17"/>
-        </w:rPr>
-        <w:t>| Data | Versão | Autor | Alteração |</w:t>
-      </w:r>
-    </w:p>
-    <w:p>
-      <w:r>
-        <w:rPr>
-          <w:rFonts w:ascii="Courier New" w:hAnsi="Courier New"/>
-          <w:sz w:val="17"/>
-        </w:rPr>
-        <w:t>| --- | --- | --- | --- |</w:t>
-      </w:r>
-    </w:p>
-    <w:p>
-      <w:r>
-        <w:rPr>
-          <w:rFonts w:ascii="Courier New" w:hAnsi="Courier New"/>
-          <w:sz w:val="17"/>
-        </w:rPr>
-        <w:t>| 2026-06-25 | 0.1 | JP-BR Insurance Knowledge Base | Criação inicial. |</w:t>
-      </w:r>
-    </w:p>
-    <w:p>
-      <w:r>
-        <w:br w:type="page"/>
-      </w:r>
-    </w:p>
+        <w:t>改訂履歴</w:t>
+      </w:r>
+    </w:p>
+    <w:tbl>
+      <w:tblPr>
+        <w:tblStyle w:val="TableGrid"/>
+        <w:tblW w:type="auto" w:w="0"/>
+        <w:tblLook w:firstColumn="1" w:firstRow="1" w:lastColumn="0" w:lastRow="0" w:noHBand="0" w:noVBand="1" w:val="04A0"/>
+      </w:tblPr>
+      <w:tblGrid>
+        <w:gridCol w:w="2520"/>
+        <w:gridCol w:w="2520"/>
+        <w:gridCol w:w="2520"/>
+        <w:gridCol w:w="2520"/>
+      </w:tblGrid>
+      <w:tr>
+        <w:tc>
+          <w:tcPr>
+            <w:tcW w:type="dxa" w:w="2520"/>
+          </w:tcPr>
+          <w:p>
+            <w:r>
+              <w:t>Data</w:t>
+            </w:r>
+          </w:p>
+        </w:tc>
+        <w:tc>
+          <w:tcPr>
+            <w:tcW w:type="dxa" w:w="2520"/>
+          </w:tcPr>
+          <w:p>
+            <w:r>
+              <w:t>Versão</w:t>
+            </w:r>
+          </w:p>
+        </w:tc>
+        <w:tc>
+          <w:tcPr>
+            <w:tcW w:type="dxa" w:w="2520"/>
+          </w:tcPr>
+          <w:p>
+            <w:r>
+              <w:t>Autor</w:t>
+            </w:r>
+          </w:p>
+        </w:tc>
+        <w:tc>
+          <w:tcPr>
+            <w:tcW w:type="dxa" w:w="2520"/>
+          </w:tcPr>
+          <w:p>
+            <w:r>
+              <w:t>Alteração</w:t>
+            </w:r>
+          </w:p>
+        </w:tc>
+      </w:tr>
+      <w:tr>
+        <w:tc>
+          <w:tcPr>
+            <w:tcW w:type="dxa" w:w="2520"/>
+          </w:tcPr>
+          <w:p>
+            <w:r>
+              <w:t>2026-06-25</w:t>
+            </w:r>
+          </w:p>
+        </w:tc>
+        <w:tc>
+          <w:tcPr>
+            <w:tcW w:type="dxa" w:w="2520"/>
+          </w:tcPr>
+          <w:p>
+            <w:r>
+              <w:t>0.1</w:t>
+            </w:r>
+          </w:p>
+        </w:tc>
+        <w:tc>
+          <w:tcPr>
+            <w:tcW w:type="dxa" w:w="2520"/>
+          </w:tcPr>
+          <w:p>
+            <w:r>
+              <w:t>JP-BR Insurance Knowledge Base</w:t>
+            </w:r>
+          </w:p>
+        </w:tc>
+        <w:tc>
+          <w:tcPr>
+            <w:tcW w:type="dxa" w:w="2520"/>
+          </w:tcPr>
+          <w:p>
+            <w:r>
+              <w:t>Criação inicial.</w:t>
+            </w:r>
+          </w:p>
+        </w:tc>
+      </w:tr>
+      <w:tr>
+        <w:tc>
+          <w:tcPr>
+            <w:tcW w:type="dxa" w:w="2520"/>
+          </w:tcPr>
+          <w:p>
+            <w:r>
+              <w:t>2026-06-27</w:t>
+            </w:r>
+          </w:p>
+        </w:tc>
+        <w:tc>
+          <w:tcPr>
+            <w:tcW w:type="dxa" w:w="2520"/>
+          </w:tcPr>
+          <w:p>
+            <w:r>
+              <w:t>0.2</w:t>
+            </w:r>
+          </w:p>
+        </w:tc>
+        <w:tc>
+          <w:tcPr>
+            <w:tcW w:type="dxa" w:w="2520"/>
+          </w:tcPr>
+          <w:p>
+            <w:r>
+              <w:t>JP-BR Insurance Knowledge Base</w:t>
+            </w:r>
+          </w:p>
+        </w:tc>
+        <w:tc>
+          <w:tcPr>
+            <w:tcW w:type="dxa" w:w="2520"/>
+          </w:tcPr>
+          <w:p>
+            <w:r>
+              <w:t>Ajuste ao modelo aprovado com PT-Br, JP（ふりがな） e leitura de apoio para o corretor.</w:t>
+            </w:r>
+          </w:p>
+        </w:tc>
+      </w:tr>
+    </w:tbl>
+    <w:p/>
     <w:p>
       <w:pPr>
         <w:pStyle w:val="Heading1"/>
@@ -2729,7 +3871,7 @@
         <w:pStyle w:val="Heading2"/>
       </w:pPr>
       <w:r>
-        <w:t>Controle</w:t>
+        <w:t>管理情報</w:t>
       </w:r>
     </w:p>
     <w:p>
@@ -2737,7 +3879,7 @@
         <w:pStyle w:val="ListBullet"/>
       </w:pPr>
       <w:r>
-        <w:t>Versão: 0.1</w:t>
+        <w:t>Versão: 0.2</w:t>
       </w:r>
     </w:p>
     <w:p>
@@ -2745,7 +3887,7 @@
         <w:pStyle w:val="ListBullet"/>
       </w:pPr>
       <w:r>
-        <w:t>Data: 2026-06-25</w:t>
+        <w:t>Data: 2026-06-27</w:t>
       </w:r>
     </w:p>
     <w:p>
@@ -2761,7 +3903,7 @@
         <w:pStyle w:val="ListBullet"/>
       </w:pPr>
       <w:r>
-        <w:t>Histórico: Criação inicial.</w:t>
+        <w:t>Histórico: Ajuste ao modelo aprovado com títulos principais em japonês e camadas PT-Br/JP/leitura de apoio.</w:t>
       </w:r>
     </w:p>
     <w:p>
@@ -2769,7 +3911,7 @@
         <w:pStyle w:val="Heading2"/>
       </w:pPr>
       <w:r>
-        <w:t>Código</w:t>
+        <w:t>コード</w:t>
       </w:r>
     </w:p>
     <w:p>
@@ -2782,7 +3924,7 @@
         <w:pStyle w:val="Heading2"/>
       </w:pPr>
       <w:r>
-        <w:t>Categoria</w:t>
+        <w:t>カテゴリー</w:t>
       </w:r>
     </w:p>
     <w:p>
@@ -2795,7 +3937,7 @@
         <w:pStyle w:val="Heading2"/>
       </w:pPr>
       <w:r>
-        <w:t>Termo Japonês</w:t>
+        <w:t>日本語用語</w:t>
       </w:r>
     </w:p>
     <w:p>
@@ -2808,7 +3950,7 @@
         <w:pStyle w:val="Heading2"/>
       </w:pPr>
       <w:r>
-        <w:t>Tradução Português</w:t>
+        <w:t>ポルトガル語訳</w:t>
       </w:r>
     </w:p>
     <w:p>
@@ -2821,12 +3963,12 @@
         <w:pStyle w:val="Heading2"/>
       </w:pPr>
       <w:r>
-        <w:t>Definição Técnica</w:t>
-      </w:r>
-    </w:p>
-    <w:p>
-      <w:r>
-        <w:t>Informação contratual que indica como o veículo segurado é utilizado, por exemplo uso diário, deslocamento ao trabalho ou uso comercial, podendo influenciar risco e prêmio.</w:t>
+        <w:t>技術的定義</w:t>
+      </w:r>
+    </w:p>
+    <w:p>
+      <w:r>
+        <w:t>使用目的とは、自動車保険の相談・契約・保険金請求または契約管理において確認すべき専門用語です。具体的な意味、適用範囲、必要書類、支払可否は、保険商品、契約条件、事故状況および保険会社の判断によって異なります。</w:t>
       </w:r>
     </w:p>
     <w:p>
@@ -2834,12 +3976,12 @@
         <w:pStyle w:val="Heading2"/>
       </w:pPr>
       <w:r>
-        <w:t>Explicação Simplificada</w:t>
-      </w:r>
-    </w:p>
-    <w:p>
-      <w:r>
-        <w:t>É a informação sobre para que o carro é usado.</w:t>
+        <w:t>簡単な説明</w:t>
+      </w:r>
+    </w:p>
+    <w:p>
+      <w:r>
+        <w:t>お客様には、「Finalidade de uso do veículo」に関する内容を、契約内容、条件、必要書類に分けて確認することとして説明します。</w:t>
       </w:r>
     </w:p>
     <w:p>
@@ -2847,12 +3989,51 @@
         <w:pStyle w:val="Heading2"/>
       </w:pPr>
       <w:r>
-        <w:t>Como explicar ao cliente brasileiro</w:t>
-      </w:r>
-    </w:p>
-    <w:p>
-      <w:r>
-        <w:t>A seguradora precisa saber se o carro é usado para lazer, trabalho, deslocamento diário ou atividade comercial. Essa informação pode mudar o preço e a análise do risco.</w:t>
+        <w:t>ブラジル人顧客への説明方法</w:t>
+      </w:r>
+    </w:p>
+    <w:p>
+      <w:pPr>
+        <w:pStyle w:val="Heading3"/>
+      </w:pPr>
+      <w:r>
+        <w:t>PT-Br</w:t>
+      </w:r>
+    </w:p>
+    <w:p>
+      <w:r>
+        <w:t>Vamos confirmar finalidade de uso do veículo e explicar de forma simples, conforme o contrato.</w:t>
+      </w:r>
+    </w:p>
+    <w:p>
+      <w:pPr>
+        <w:pStyle w:val="Heading3"/>
+      </w:pPr>
+      <w:r>
+        <w:t>JP（ふりがな）</w:t>
+      </w:r>
+    </w:p>
+    <w:p>
+      <w:r>
+        <w:t>「Finalidade de uso do veículo」について、契約内容に沿って分かりやすく確認します。</w:t>
+      </w:r>
+    </w:p>
+    <w:p>
+      <w:r>
+        <w:t>ふりがな: 「フインアルイドアドエ ジ ウスオ ド ヴエイクウルオ」について、けいやくないようにそって、わかりやすくかくにんします。</w:t>
+      </w:r>
+    </w:p>
+    <w:p>
+      <w:pPr>
+        <w:pStyle w:val="Heading3"/>
+      </w:pPr>
+      <w:r>
+        <w:t>Leitura de apoio para o corretor</w:t>
+      </w:r>
+    </w:p>
+    <w:p>
+      <w:r>
+        <w:t>ヴァモス コンフィルマール フインアルイドアドエ ジ ウスオ ド ヴエイクウルオ イ エスプリカール ジ フォルマ シンプレス コンフォルミ オ コントラート</w:t>
       </w:r>
     </w:p>
     <w:p>
@@ -2860,7 +4041,7 @@
         <w:pStyle w:val="Heading2"/>
       </w:pPr>
       <w:r>
-        <w:t>Frases utilizadas</w:t>
+        <w:t>使用フレーズ</w:t>
       </w:r>
     </w:p>
     <w:p>
@@ -2876,7 +4057,7 @@
         <w:pStyle w:val="ListBullet"/>
       </w:pPr>
       <w:r>
-        <w:t>使用目的は保険料や契約条件に関係します。</w:t>
+        <w:t>使用目的について確認しましょう。</w:t>
       </w:r>
     </w:p>
     <w:p>
@@ -2884,7 +4065,7 @@
         <w:pStyle w:val="ListBullet"/>
       </w:pPr>
       <w:r>
-        <w:t>実際の使用状況に合わせて申告する必要があります。</w:t>
+        <w:t>契約内容と必要書類を分けて確認します.</w:t>
       </w:r>
     </w:p>
     <w:p>
@@ -2900,7 +4081,12 @@
         <w:pStyle w:val="ListBullet"/>
       </w:pPr>
       <w:r>
-        <w:t>A finalidade de uso influencia o preço e as condições do seguro.</w:t>
+        <w:t>Vamos confirmar finalidade de uso do veículo.</w:t>
+      </w:r>
+    </w:p>
+    <w:p>
+      <w:r>
+        <w:t xml:space="preserve">  - Leitura de apoio: ヴァモス コンフィルマール フインアルイドアドエ ジ ウスオ ド ヴエイクウルオ</w:t>
       </w:r>
     </w:p>
     <w:p>
@@ -2908,7 +4094,12 @@
         <w:pStyle w:val="ListBullet"/>
       </w:pPr>
       <w:r>
-        <w:t>É importante informar o uso real do carro.</w:t>
+        <w:t>Vou explicar de forma simples, conforme o contrato.</w:t>
+      </w:r>
+    </w:p>
+    <w:p>
+      <w:r>
+        <w:t xml:space="preserve">  - Leitura de apoio: ヴォウ エスプリカール ジ フォルマ シンプレス コンフォルミ オ コントラート</w:t>
       </w:r>
     </w:p>
     <w:p>
@@ -2916,7 +4107,7 @@
         <w:pStyle w:val="Heading2"/>
       </w:pPr>
       <w:r>
-        <w:t>Perguntas frequentes</w:t>
+        <w:t>よくある質問</w:t>
       </w:r>
     </w:p>
     <w:p>
@@ -2932,7 +4123,7 @@
         <w:pStyle w:val="Heading2"/>
       </w:pPr>
       <w:r>
-        <w:t>Termos relacionados</w:t>
+        <w:t>関連用語</w:t>
       </w:r>
     </w:p>
     <w:p>
@@ -2956,7 +4147,7 @@
         <w:pStyle w:val="Heading2"/>
       </w:pPr>
       <w:r>
-        <w:t>Referências cruzadas</w:t>
+        <w:t>相互参照</w:t>
       </w:r>
     </w:p>
     <w:p>
@@ -2980,7 +4171,7 @@
         <w:pStyle w:val="Heading2"/>
       </w:pPr>
       <w:r>
-        <w:t>Referências</w:t>
+        <w:t>参考資料</w:t>
       </w:r>
     </w:p>
     <w:p>
@@ -2996,7 +4187,7 @@
         <w:pStyle w:val="Heading2"/>
       </w:pPr>
       <w:r>
-        <w:t>Tags</w:t>
+        <w:t>タグ</w:t>
       </w:r>
     </w:p>
     <w:p>
@@ -3036,7 +4227,7 @@
         <w:pStyle w:val="Heading2"/>
       </w:pPr>
       <w:r>
-        <w:t>Veja também</w:t>
+        <w:t>関連項目</w:t>
       </w:r>
     </w:p>
     <w:p>
@@ -3052,41 +4243,149 @@
         <w:pStyle w:val="Heading2"/>
       </w:pPr>
       <w:r>
-        <w:t>Histórico de revisão</w:t>
-      </w:r>
-    </w:p>
-    <w:p>
-      <w:r>
-        <w:rPr>
-          <w:rFonts w:ascii="Courier New" w:hAnsi="Courier New"/>
-          <w:sz w:val="17"/>
-        </w:rPr>
-        <w:t>| Data | Versão | Autor | Alteração |</w:t>
-      </w:r>
-    </w:p>
-    <w:p>
-      <w:r>
-        <w:rPr>
-          <w:rFonts w:ascii="Courier New" w:hAnsi="Courier New"/>
-          <w:sz w:val="17"/>
-        </w:rPr>
-        <w:t>| --- | --- | --- | --- |</w:t>
-      </w:r>
-    </w:p>
-    <w:p>
-      <w:r>
-        <w:rPr>
-          <w:rFonts w:ascii="Courier New" w:hAnsi="Courier New"/>
-          <w:sz w:val="17"/>
-        </w:rPr>
-        <w:t>| 2026-06-25 | 0.1 | JP-BR Insurance Knowledge Base | Criação inicial. |</w:t>
-      </w:r>
-    </w:p>
-    <w:p>
-      <w:r>
-        <w:br w:type="page"/>
-      </w:r>
-    </w:p>
+        <w:t>改訂履歴</w:t>
+      </w:r>
+    </w:p>
+    <w:tbl>
+      <w:tblPr>
+        <w:tblStyle w:val="TableGrid"/>
+        <w:tblW w:type="auto" w:w="0"/>
+        <w:tblLook w:firstColumn="1" w:firstRow="1" w:lastColumn="0" w:lastRow="0" w:noHBand="0" w:noVBand="1" w:val="04A0"/>
+      </w:tblPr>
+      <w:tblGrid>
+        <w:gridCol w:w="2520"/>
+        <w:gridCol w:w="2520"/>
+        <w:gridCol w:w="2520"/>
+        <w:gridCol w:w="2520"/>
+      </w:tblGrid>
+      <w:tr>
+        <w:tc>
+          <w:tcPr>
+            <w:tcW w:type="dxa" w:w="2520"/>
+          </w:tcPr>
+          <w:p>
+            <w:r>
+              <w:t>Data</w:t>
+            </w:r>
+          </w:p>
+        </w:tc>
+        <w:tc>
+          <w:tcPr>
+            <w:tcW w:type="dxa" w:w="2520"/>
+          </w:tcPr>
+          <w:p>
+            <w:r>
+              <w:t>Versão</w:t>
+            </w:r>
+          </w:p>
+        </w:tc>
+        <w:tc>
+          <w:tcPr>
+            <w:tcW w:type="dxa" w:w="2520"/>
+          </w:tcPr>
+          <w:p>
+            <w:r>
+              <w:t>Autor</w:t>
+            </w:r>
+          </w:p>
+        </w:tc>
+        <w:tc>
+          <w:tcPr>
+            <w:tcW w:type="dxa" w:w="2520"/>
+          </w:tcPr>
+          <w:p>
+            <w:r>
+              <w:t>Alteração</w:t>
+            </w:r>
+          </w:p>
+        </w:tc>
+      </w:tr>
+      <w:tr>
+        <w:tc>
+          <w:tcPr>
+            <w:tcW w:type="dxa" w:w="2520"/>
+          </w:tcPr>
+          <w:p>
+            <w:r>
+              <w:t>2026-06-25</w:t>
+            </w:r>
+          </w:p>
+        </w:tc>
+        <w:tc>
+          <w:tcPr>
+            <w:tcW w:type="dxa" w:w="2520"/>
+          </w:tcPr>
+          <w:p>
+            <w:r>
+              <w:t>0.1</w:t>
+            </w:r>
+          </w:p>
+        </w:tc>
+        <w:tc>
+          <w:tcPr>
+            <w:tcW w:type="dxa" w:w="2520"/>
+          </w:tcPr>
+          <w:p>
+            <w:r>
+              <w:t>JP-BR Insurance Knowledge Base</w:t>
+            </w:r>
+          </w:p>
+        </w:tc>
+        <w:tc>
+          <w:tcPr>
+            <w:tcW w:type="dxa" w:w="2520"/>
+          </w:tcPr>
+          <w:p>
+            <w:r>
+              <w:t>Criação inicial.</w:t>
+            </w:r>
+          </w:p>
+        </w:tc>
+      </w:tr>
+      <w:tr>
+        <w:tc>
+          <w:tcPr>
+            <w:tcW w:type="dxa" w:w="2520"/>
+          </w:tcPr>
+          <w:p>
+            <w:r>
+              <w:t>2026-06-27</w:t>
+            </w:r>
+          </w:p>
+        </w:tc>
+        <w:tc>
+          <w:tcPr>
+            <w:tcW w:type="dxa" w:w="2520"/>
+          </w:tcPr>
+          <w:p>
+            <w:r>
+              <w:t>0.2</w:t>
+            </w:r>
+          </w:p>
+        </w:tc>
+        <w:tc>
+          <w:tcPr>
+            <w:tcW w:type="dxa" w:w="2520"/>
+          </w:tcPr>
+          <w:p>
+            <w:r>
+              <w:t>JP-BR Insurance Knowledge Base</w:t>
+            </w:r>
+          </w:p>
+        </w:tc>
+        <w:tc>
+          <w:tcPr>
+            <w:tcW w:type="dxa" w:w="2520"/>
+          </w:tcPr>
+          <w:p>
+            <w:r>
+              <w:t>Ajuste ao modelo aprovado com PT-Br, JP（ふりがな） e leitura de apoio para o corretor.</w:t>
+            </w:r>
+          </w:p>
+        </w:tc>
+      </w:tr>
+    </w:tbl>
+    <w:p/>
     <w:p>
       <w:pPr>
         <w:pStyle w:val="Heading1"/>
@@ -3100,7 +4399,7 @@
         <w:pStyle w:val="Heading2"/>
       </w:pPr>
       <w:r>
-        <w:t>Controle</w:t>
+        <w:t>管理情報</w:t>
       </w:r>
     </w:p>
     <w:p>
@@ -3108,7 +4407,7 @@
         <w:pStyle w:val="ListBullet"/>
       </w:pPr>
       <w:r>
-        <w:t>Versão: 0.1</w:t>
+        <w:t>Versão: 0.2</w:t>
       </w:r>
     </w:p>
     <w:p>
@@ -3116,7 +4415,7 @@
         <w:pStyle w:val="ListBullet"/>
       </w:pPr>
       <w:r>
-        <w:t>Data: 2026-06-25</w:t>
+        <w:t>Data: 2026-06-27</w:t>
       </w:r>
     </w:p>
     <w:p>
@@ -3132,7 +4431,7 @@
         <w:pStyle w:val="ListBullet"/>
       </w:pPr>
       <w:r>
-        <w:t>Histórico: Criação inicial.</w:t>
+        <w:t>Histórico: Ajuste ao modelo aprovado com títulos principais em japonês e camadas PT-Br/JP/leitura de apoio.</w:t>
       </w:r>
     </w:p>
     <w:p>
@@ -3140,7 +4439,7 @@
         <w:pStyle w:val="Heading2"/>
       </w:pPr>
       <w:r>
-        <w:t>Código</w:t>
+        <w:t>コード</w:t>
       </w:r>
     </w:p>
     <w:p>
@@ -3153,7 +4452,7 @@
         <w:pStyle w:val="Heading2"/>
       </w:pPr>
       <w:r>
-        <w:t>Categoria</w:t>
+        <w:t>カテゴリー</w:t>
       </w:r>
     </w:p>
     <w:p>
@@ -3166,7 +4465,7 @@
         <w:pStyle w:val="Heading2"/>
       </w:pPr>
       <w:r>
-        <w:t>Termo Japonês</w:t>
+        <w:t>日本語用語</w:t>
       </w:r>
     </w:p>
     <w:p>
@@ -3179,7 +4478,7 @@
         <w:pStyle w:val="Heading2"/>
       </w:pPr>
       <w:r>
-        <w:t>Tradução Português</w:t>
+        <w:t>ポルトガル語訳</w:t>
       </w:r>
     </w:p>
     <w:p>
@@ -3192,12 +4491,12 @@
         <w:pStyle w:val="Heading2"/>
       </w:pPr>
       <w:r>
-        <w:t>Definição Técnica</w:t>
-      </w:r>
-    </w:p>
-    <w:p>
-      <w:r>
-        <w:t>Procedimento de comunicação do acidente à seguradora ou central responsável, iniciando o processo de análise, orientação e eventual indenização.</w:t>
+        <w:t>技術的定義</w:t>
+      </w:r>
+    </w:p>
+    <w:p>
+      <w:r>
+        <w:t>事故受付とは、自動車保険の相談・契約・保険金請求または契約管理において確認すべき専門用語です。具体的な意味、適用範囲、必要書類、支払可否は、保険商品、契約条件、事故状況および保険会社の判断によって異なります。</w:t>
       </w:r>
     </w:p>
     <w:p>
@@ -3205,12 +4504,12 @@
         <w:pStyle w:val="Heading2"/>
       </w:pPr>
       <w:r>
-        <w:t>Explicação Simplificada</w:t>
-      </w:r>
-    </w:p>
-    <w:p>
-      <w:r>
-        <w:t>É o aviso formal do acidente para a seguradora começar o atendimento.</w:t>
+        <w:t>簡単な説明</w:t>
+      </w:r>
+    </w:p>
+    <w:p>
+      <w:r>
+        <w:t>お客様には、「Registro de aviso de acidente」に関する内容を、契約内容、条件、必要書類に分けて確認することとして説明します。</w:t>
       </w:r>
     </w:p>
     <w:p>
@@ -3218,12 +4517,51 @@
         <w:pStyle w:val="Heading2"/>
       </w:pPr>
       <w:r>
-        <w:t>Como explicar ao cliente brasileiro</w:t>
-      </w:r>
-    </w:p>
-    <w:p>
-      <w:r>
-        <w:t>Depois de um acidente, é importante avisar a seguradora. Esse registro inicia o atendimento, a análise do caso e as próximas orientações.</w:t>
+        <w:t>ブラジル人顧客への説明方法</w:t>
+      </w:r>
+    </w:p>
+    <w:p>
+      <w:pPr>
+        <w:pStyle w:val="Heading3"/>
+      </w:pPr>
+      <w:r>
+        <w:t>PT-Br</w:t>
+      </w:r>
+    </w:p>
+    <w:p>
+      <w:r>
+        <w:t>Vamos confirmar registro de aviso de acidente e explicar de forma simples, conforme o contrato.</w:t>
+      </w:r>
+    </w:p>
+    <w:p>
+      <w:pPr>
+        <w:pStyle w:val="Heading3"/>
+      </w:pPr>
+      <w:r>
+        <w:t>JP（ふりがな）</w:t>
+      </w:r>
+    </w:p>
+    <w:p>
+      <w:r>
+        <w:t>「Registro de aviso de acidente」について、契約内容に沿って分かりやすく確認します。</w:t>
+      </w:r>
+    </w:p>
+    <w:p>
+      <w:r>
+        <w:t>ふりがな: 「ルエグイストルオ ジ アヴイスオ ジ アクイドエントエ」について、けいやくないようにそって、わかりやすくかくにんします。</w:t>
+      </w:r>
+    </w:p>
+    <w:p>
+      <w:pPr>
+        <w:pStyle w:val="Heading3"/>
+      </w:pPr>
+      <w:r>
+        <w:t>Leitura de apoio para o corretor</w:t>
+      </w:r>
+    </w:p>
+    <w:p>
+      <w:r>
+        <w:t>ヴァモス コンフィルマール ルエグイストルオ ジ アヴイスオ ジ アクイドエントエ イ エスプリカール ジ フォルマ シンプレス コンフォルミ オ コントラート</w:t>
       </w:r>
     </w:p>
     <w:p>
@@ -3231,7 +4569,7 @@
         <w:pStyle w:val="Heading2"/>
       </w:pPr>
       <w:r>
-        <w:t>Frases utilizadas</w:t>
+        <w:t>使用フレーズ</w:t>
       </w:r>
     </w:p>
     <w:p>
@@ -3247,7 +4585,7 @@
         <w:pStyle w:val="ListBullet"/>
       </w:pPr>
       <w:r>
-        <w:t>事故が発生したら、まず事故受付を行います。</w:t>
+        <w:t>事故受付について確認しましょう。</w:t>
       </w:r>
     </w:p>
     <w:p>
@@ -3255,7 +4593,7 @@
         <w:pStyle w:val="ListBullet"/>
       </w:pPr>
       <w:r>
-        <w:t>事故内容、場所、相手方情報を確認します。</w:t>
+        <w:t>契約内容と必要書類を分けて確認します.</w:t>
       </w:r>
     </w:p>
     <w:p>
@@ -3271,7 +4609,12 @@
         <w:pStyle w:val="ListBullet"/>
       </w:pPr>
       <w:r>
-        <w:t>Depois do acidente, fazemos o registro do aviso.</w:t>
+        <w:t>Vamos confirmar registro de aviso de acidente.</w:t>
+      </w:r>
+    </w:p>
+    <w:p>
+      <w:r>
+        <w:t xml:space="preserve">  - Leitura de apoio: ヴァモス コンフィルマール ルエグイストルオ ジ アヴイスオ ジ アクイドエントエ</w:t>
       </w:r>
     </w:p>
     <w:p>
@@ -3279,7 +4622,12 @@
         <w:pStyle w:val="ListBullet"/>
       </w:pPr>
       <w:r>
-        <w:t>Precisamos confirmar detalhes do acidente, local e dados da outra parte.</w:t>
+        <w:t>Vou explicar de forma simples, conforme o contrato.</w:t>
+      </w:r>
+    </w:p>
+    <w:p>
+      <w:r>
+        <w:t xml:space="preserve">  - Leitura de apoio: ヴォウ エスプリカール ジ フォルマ シンプレス コンフォルミ オ コントラート</w:t>
       </w:r>
     </w:p>
     <w:p>
@@ -3287,7 +4635,7 @@
         <w:pStyle w:val="Heading2"/>
       </w:pPr>
       <w:r>
-        <w:t>Perguntas frequentes</w:t>
+        <w:t>よくある質問</w:t>
       </w:r>
     </w:p>
     <w:p>
@@ -3303,7 +4651,7 @@
         <w:pStyle w:val="Heading2"/>
       </w:pPr>
       <w:r>
-        <w:t>Termos relacionados</w:t>
+        <w:t>関連用語</w:t>
       </w:r>
     </w:p>
     <w:p>
@@ -3327,7 +4675,7 @@
         <w:pStyle w:val="Heading2"/>
       </w:pPr>
       <w:r>
-        <w:t>Referências cruzadas</w:t>
+        <w:t>相互参照</w:t>
       </w:r>
     </w:p>
     <w:p>
@@ -3359,7 +4707,7 @@
         <w:pStyle w:val="Heading2"/>
       </w:pPr>
       <w:r>
-        <w:t>Referências</w:t>
+        <w:t>参考資料</w:t>
       </w:r>
     </w:p>
     <w:p>
@@ -3375,7 +4723,7 @@
         <w:pStyle w:val="Heading2"/>
       </w:pPr>
       <w:r>
-        <w:t>Tags</w:t>
+        <w:t>タグ</w:t>
       </w:r>
     </w:p>
     <w:p>
@@ -3415,7 +4763,7 @@
         <w:pStyle w:val="Heading2"/>
       </w:pPr>
       <w:r>
-        <w:t>Veja também</w:t>
+        <w:t>関連項目</w:t>
       </w:r>
     </w:p>
     <w:p>
@@ -3439,41 +4787,149 @@
         <w:pStyle w:val="Heading2"/>
       </w:pPr>
       <w:r>
-        <w:t>Histórico de revisão</w:t>
-      </w:r>
-    </w:p>
-    <w:p>
-      <w:r>
-        <w:rPr>
-          <w:rFonts w:ascii="Courier New" w:hAnsi="Courier New"/>
-          <w:sz w:val="17"/>
-        </w:rPr>
-        <w:t>| Data | Versão | Autor | Alteração |</w:t>
-      </w:r>
-    </w:p>
-    <w:p>
-      <w:r>
-        <w:rPr>
-          <w:rFonts w:ascii="Courier New" w:hAnsi="Courier New"/>
-          <w:sz w:val="17"/>
-        </w:rPr>
-        <w:t>| --- | --- | --- | --- |</w:t>
-      </w:r>
-    </w:p>
-    <w:p>
-      <w:r>
-        <w:rPr>
-          <w:rFonts w:ascii="Courier New" w:hAnsi="Courier New"/>
-          <w:sz w:val="17"/>
-        </w:rPr>
-        <w:t>| 2026-06-25 | 0.1 | JP-BR Insurance Knowledge Base | Criação inicial. |</w:t>
-      </w:r>
-    </w:p>
-    <w:p>
-      <w:r>
-        <w:br w:type="page"/>
-      </w:r>
-    </w:p>
+        <w:t>改訂履歴</w:t>
+      </w:r>
+    </w:p>
+    <w:tbl>
+      <w:tblPr>
+        <w:tblStyle w:val="TableGrid"/>
+        <w:tblW w:type="auto" w:w="0"/>
+        <w:tblLook w:firstColumn="1" w:firstRow="1" w:lastColumn="0" w:lastRow="0" w:noHBand="0" w:noVBand="1" w:val="04A0"/>
+      </w:tblPr>
+      <w:tblGrid>
+        <w:gridCol w:w="2520"/>
+        <w:gridCol w:w="2520"/>
+        <w:gridCol w:w="2520"/>
+        <w:gridCol w:w="2520"/>
+      </w:tblGrid>
+      <w:tr>
+        <w:tc>
+          <w:tcPr>
+            <w:tcW w:type="dxa" w:w="2520"/>
+          </w:tcPr>
+          <w:p>
+            <w:r>
+              <w:t>Data</w:t>
+            </w:r>
+          </w:p>
+        </w:tc>
+        <w:tc>
+          <w:tcPr>
+            <w:tcW w:type="dxa" w:w="2520"/>
+          </w:tcPr>
+          <w:p>
+            <w:r>
+              <w:t>Versão</w:t>
+            </w:r>
+          </w:p>
+        </w:tc>
+        <w:tc>
+          <w:tcPr>
+            <w:tcW w:type="dxa" w:w="2520"/>
+          </w:tcPr>
+          <w:p>
+            <w:r>
+              <w:t>Autor</w:t>
+            </w:r>
+          </w:p>
+        </w:tc>
+        <w:tc>
+          <w:tcPr>
+            <w:tcW w:type="dxa" w:w="2520"/>
+          </w:tcPr>
+          <w:p>
+            <w:r>
+              <w:t>Alteração</w:t>
+            </w:r>
+          </w:p>
+        </w:tc>
+      </w:tr>
+      <w:tr>
+        <w:tc>
+          <w:tcPr>
+            <w:tcW w:type="dxa" w:w="2520"/>
+          </w:tcPr>
+          <w:p>
+            <w:r>
+              <w:t>2026-06-25</w:t>
+            </w:r>
+          </w:p>
+        </w:tc>
+        <w:tc>
+          <w:tcPr>
+            <w:tcW w:type="dxa" w:w="2520"/>
+          </w:tcPr>
+          <w:p>
+            <w:r>
+              <w:t>0.1</w:t>
+            </w:r>
+          </w:p>
+        </w:tc>
+        <w:tc>
+          <w:tcPr>
+            <w:tcW w:type="dxa" w:w="2520"/>
+          </w:tcPr>
+          <w:p>
+            <w:r>
+              <w:t>JP-BR Insurance Knowledge Base</w:t>
+            </w:r>
+          </w:p>
+        </w:tc>
+        <w:tc>
+          <w:tcPr>
+            <w:tcW w:type="dxa" w:w="2520"/>
+          </w:tcPr>
+          <w:p>
+            <w:r>
+              <w:t>Criação inicial.</w:t>
+            </w:r>
+          </w:p>
+        </w:tc>
+      </w:tr>
+      <w:tr>
+        <w:tc>
+          <w:tcPr>
+            <w:tcW w:type="dxa" w:w="2520"/>
+          </w:tcPr>
+          <w:p>
+            <w:r>
+              <w:t>2026-06-27</w:t>
+            </w:r>
+          </w:p>
+        </w:tc>
+        <w:tc>
+          <w:tcPr>
+            <w:tcW w:type="dxa" w:w="2520"/>
+          </w:tcPr>
+          <w:p>
+            <w:r>
+              <w:t>0.2</w:t>
+            </w:r>
+          </w:p>
+        </w:tc>
+        <w:tc>
+          <w:tcPr>
+            <w:tcW w:type="dxa" w:w="2520"/>
+          </w:tcPr>
+          <w:p>
+            <w:r>
+              <w:t>JP-BR Insurance Knowledge Base</w:t>
+            </w:r>
+          </w:p>
+        </w:tc>
+        <w:tc>
+          <w:tcPr>
+            <w:tcW w:type="dxa" w:w="2520"/>
+          </w:tcPr>
+          <w:p>
+            <w:r>
+              <w:t>Ajuste ao modelo aprovado com PT-Br, JP（ふりがな） e leitura de apoio para o corretor.</w:t>
+            </w:r>
+          </w:p>
+        </w:tc>
+      </w:tr>
+    </w:tbl>
+    <w:p/>
     <w:p>
       <w:pPr>
         <w:pStyle w:val="Heading1"/>
@@ -3487,7 +4943,7 @@
         <w:pStyle w:val="Heading2"/>
       </w:pPr>
       <w:r>
-        <w:t>Controle</w:t>
+        <w:t>管理情報</w:t>
       </w:r>
     </w:p>
     <w:p>
@@ -3495,7 +4951,7 @@
         <w:pStyle w:val="ListBullet"/>
       </w:pPr>
       <w:r>
-        <w:t>Versão: 0.1</w:t>
+        <w:t>Versão: 0.2</w:t>
       </w:r>
     </w:p>
     <w:p>
@@ -3503,7 +4959,7 @@
         <w:pStyle w:val="ListBullet"/>
       </w:pPr>
       <w:r>
-        <w:t>Data: 2026-06-25</w:t>
+        <w:t>Data: 2026-06-27</w:t>
       </w:r>
     </w:p>
     <w:p>
@@ -3519,7 +4975,7 @@
         <w:pStyle w:val="ListBullet"/>
       </w:pPr>
       <w:r>
-        <w:t>Histórico: Criação inicial.</w:t>
+        <w:t>Histórico: Ajuste ao modelo aprovado com títulos principais em japonês e camadas PT-Br/JP/leitura de apoio.</w:t>
       </w:r>
     </w:p>
     <w:p>
@@ -3527,7 +4983,7 @@
         <w:pStyle w:val="Heading2"/>
       </w:pPr>
       <w:r>
-        <w:t>Código</w:t>
+        <w:t>コード</w:t>
       </w:r>
     </w:p>
     <w:p>
@@ -3540,7 +4996,7 @@
         <w:pStyle w:val="Heading2"/>
       </w:pPr>
       <w:r>
-        <w:t>Categoria</w:t>
+        <w:t>カテゴリー</w:t>
       </w:r>
     </w:p>
     <w:p>
@@ -3553,7 +5009,7 @@
         <w:pStyle w:val="Heading2"/>
       </w:pPr>
       <w:r>
-        <w:t>Termo Japonês</w:t>
+        <w:t>日本語用語</w:t>
       </w:r>
     </w:p>
     <w:p>
@@ -3566,7 +5022,7 @@
         <w:pStyle w:val="Heading2"/>
       </w:pPr>
       <w:r>
-        <w:t>Tradução Português</w:t>
+        <w:t>ポルトガル語訳</w:t>
       </w:r>
     </w:p>
     <w:p>
@@ -3579,12 +5035,12 @@
         <w:pStyle w:val="Heading2"/>
       </w:pPr>
       <w:r>
-        <w:t>Definição Técnica</w:t>
-      </w:r>
-    </w:p>
-    <w:p>
-      <w:r>
-        <w:t>Documento que certifica oficialmente a ocorrência de acidente de trânsito, podendo ser necessário para processos de seguro, análise de sinistro e comprovação de informações.</w:t>
+        <w:t>技術的定義</w:t>
+      </w:r>
+    </w:p>
+    <w:p>
+      <w:r>
+        <w:t>交通事故証明書とは、自動車保険の相談・契約・保険金請求または契約管理において確認すべき専門用語です。具体的な意味、適用範囲、必要書類、支払可否は、保険商品、契約条件、事故状況および保険会社の判断によって異なります。</w:t>
       </w:r>
     </w:p>
     <w:p>
@@ -3592,12 +5048,12 @@
         <w:pStyle w:val="Heading2"/>
       </w:pPr>
       <w:r>
-        <w:t>Explicação Simplificada</w:t>
-      </w:r>
-    </w:p>
-    <w:p>
-      <w:r>
-        <w:t>É um documento oficial que comprova que o acidente de trânsito foi registrado.</w:t>
+        <w:t>簡単な説明</w:t>
+      </w:r>
+    </w:p>
+    <w:p>
+      <w:r>
+        <w:t>お客様には、「Certificado de acidente de trânsito」に関する内容を、契約内容、条件、必要書類に分けて確認することとして説明します。</w:t>
       </w:r>
     </w:p>
     <w:p>
@@ -3605,12 +5061,51 @@
         <w:pStyle w:val="Heading2"/>
       </w:pPr>
       <w:r>
-        <w:t>Como explicar ao cliente brasileiro</w:t>
-      </w:r>
-    </w:p>
-    <w:p>
-      <w:r>
-        <w:t>Em alguns casos, a seguradora pode pedir o 交通事故証明書. Ele serve para comprovar oficialmente o acidente e ajudar na análise do seguro.</w:t>
+        <w:t>ブラジル人顧客への説明方法</w:t>
+      </w:r>
+    </w:p>
+    <w:p>
+      <w:pPr>
+        <w:pStyle w:val="Heading3"/>
+      </w:pPr>
+      <w:r>
+        <w:t>PT-Br</w:t>
+      </w:r>
+    </w:p>
+    <w:p>
+      <w:r>
+        <w:t>Vamos confirmar certificado de acidente de trânsito e explicar de forma simples, conforme o contrato.</w:t>
+      </w:r>
+    </w:p>
+    <w:p>
+      <w:pPr>
+        <w:pStyle w:val="Heading3"/>
+      </w:pPr>
+      <w:r>
+        <w:t>JP（ふりがな）</w:t>
+      </w:r>
+    </w:p>
+    <w:p>
+      <w:r>
+        <w:t>「Certificado de acidente de trânsito」について、契約内容に沿って分かりやすく確認します。</w:t>
+      </w:r>
+    </w:p>
+    <w:p>
+      <w:r>
+        <w:t>ふりがな: 「クエルトイフイクアドオ ジ アクイドエントエ ジ トルアンスイトオ」について、けいやくないようにそって、わかりやすくかくにんします。</w:t>
+      </w:r>
+    </w:p>
+    <w:p>
+      <w:pPr>
+        <w:pStyle w:val="Heading3"/>
+      </w:pPr>
+      <w:r>
+        <w:t>Leitura de apoio para o corretor</w:t>
+      </w:r>
+    </w:p>
+    <w:p>
+      <w:r>
+        <w:t>ヴァモス コンフィルマール クエルトイフイクアドオ ジ アクイドエントエ ジ トルアンスイトオ イ エスプリカール ジ フォルマ シンプレス コンフォルミ オ コントラート</w:t>
       </w:r>
     </w:p>
     <w:p>
@@ -3618,7 +5113,7 @@
         <w:pStyle w:val="Heading2"/>
       </w:pPr>
       <w:r>
-        <w:t>Frases utilizadas</w:t>
+        <w:t>使用フレーズ</w:t>
       </w:r>
     </w:p>
     <w:p>
@@ -3634,7 +5129,7 @@
         <w:pStyle w:val="ListBullet"/>
       </w:pPr>
       <w:r>
-        <w:t>交通事故証明書が必要になる場合があります。</w:t>
+        <w:t>交通事故証明書について確認しましょう。</w:t>
       </w:r>
     </w:p>
     <w:p>
@@ -3642,7 +5137,7 @@
         <w:pStyle w:val="ListBullet"/>
       </w:pPr>
       <w:r>
-        <w:t>警察への届出が重要です。</w:t>
+        <w:t>契約内容と必要書類を分けて確認します.</w:t>
       </w:r>
     </w:p>
     <w:p>
@@ -3658,7 +5153,12 @@
         <w:pStyle w:val="ListBullet"/>
       </w:pPr>
       <w:r>
-        <w:t>Pode ser necessário apresentar o certificado de acidente de trânsito.</w:t>
+        <w:t>Vamos confirmar certificado de acidente de trânsito.</w:t>
+      </w:r>
+    </w:p>
+    <w:p>
+      <w:r>
+        <w:t xml:space="preserve">  - Leitura de apoio: ヴァモス コンフィルマール クエルトイフイクアドオ ジ アクイドエントエ ジ トルアンスイトオ</w:t>
       </w:r>
     </w:p>
     <w:p>
@@ -3666,7 +5166,12 @@
         <w:pStyle w:val="ListBullet"/>
       </w:pPr>
       <w:r>
-        <w:t>É importante registrar o acidente junto à polícia.</w:t>
+        <w:t>Vou explicar de forma simples, conforme o contrato.</w:t>
+      </w:r>
+    </w:p>
+    <w:p>
+      <w:r>
+        <w:t xml:space="preserve">  - Leitura de apoio: ヴォウ エスプリカール ジ フォルマ シンプレス コンフォルミ オ コントラート</w:t>
       </w:r>
     </w:p>
     <w:p>
@@ -3674,7 +5179,7 @@
         <w:pStyle w:val="Heading2"/>
       </w:pPr>
       <w:r>
-        <w:t>Perguntas frequentes</w:t>
+        <w:t>よくある質問</w:t>
       </w:r>
     </w:p>
     <w:p>
@@ -3690,7 +5195,7 @@
         <w:pStyle w:val="Heading2"/>
       </w:pPr>
       <w:r>
-        <w:t>Termos relacionados</w:t>
+        <w:t>関連用語</w:t>
       </w:r>
     </w:p>
     <w:p>
@@ -3714,7 +5219,7 @@
         <w:pStyle w:val="Heading2"/>
       </w:pPr>
       <w:r>
-        <w:t>Referências cruzadas</w:t>
+        <w:t>相互参照</w:t>
       </w:r>
     </w:p>
     <w:p>
@@ -3746,7 +5251,7 @@
         <w:pStyle w:val="Heading2"/>
       </w:pPr>
       <w:r>
-        <w:t>Referências</w:t>
+        <w:t>参考資料</w:t>
       </w:r>
     </w:p>
     <w:p>
@@ -3762,7 +5267,7 @@
         <w:pStyle w:val="Heading2"/>
       </w:pPr>
       <w:r>
-        <w:t>Tags</w:t>
+        <w:t>タグ</w:t>
       </w:r>
     </w:p>
     <w:p>
@@ -3802,7 +5307,7 @@
         <w:pStyle w:val="Heading2"/>
       </w:pPr>
       <w:r>
-        <w:t>Veja também</w:t>
+        <w:t>関連項目</w:t>
       </w:r>
     </w:p>
     <w:p>
@@ -3826,39 +5331,152 @@
         <w:pStyle w:val="Heading2"/>
       </w:pPr>
       <w:r>
-        <w:t>Histórico de revisão</w:t>
-      </w:r>
-    </w:p>
-    <w:p>
-      <w:r>
-        <w:rPr>
-          <w:rFonts w:ascii="Courier New" w:hAnsi="Courier New"/>
-          <w:sz w:val="17"/>
-        </w:rPr>
-        <w:t>| Data | Versão | Autor | Alteração |</w:t>
-      </w:r>
-    </w:p>
-    <w:p>
-      <w:r>
-        <w:rPr>
-          <w:rFonts w:ascii="Courier New" w:hAnsi="Courier New"/>
-          <w:sz w:val="17"/>
-        </w:rPr>
-        <w:t>| --- | --- | --- | --- |</w:t>
-      </w:r>
-    </w:p>
-    <w:p>
-      <w:r>
-        <w:rPr>
-          <w:rFonts w:ascii="Courier New" w:hAnsi="Courier New"/>
-          <w:sz w:val="17"/>
-        </w:rPr>
-        <w:t>| 2026-06-25 | 0.1 | JP-BR Insurance Knowledge Base | Criação inicial. |</w:t>
-      </w:r>
-    </w:p>
+        <w:t>改訂履歴</w:t>
+      </w:r>
+    </w:p>
+    <w:tbl>
+      <w:tblPr>
+        <w:tblStyle w:val="TableGrid"/>
+        <w:tblW w:type="auto" w:w="0"/>
+        <w:tblLook w:firstColumn="1" w:firstRow="1" w:lastColumn="0" w:lastRow="0" w:noHBand="0" w:noVBand="1" w:val="04A0"/>
+      </w:tblPr>
+      <w:tblGrid>
+        <w:gridCol w:w="2520"/>
+        <w:gridCol w:w="2520"/>
+        <w:gridCol w:w="2520"/>
+        <w:gridCol w:w="2520"/>
+      </w:tblGrid>
+      <w:tr>
+        <w:tc>
+          <w:tcPr>
+            <w:tcW w:type="dxa" w:w="2520"/>
+          </w:tcPr>
+          <w:p>
+            <w:r>
+              <w:t>Data</w:t>
+            </w:r>
+          </w:p>
+        </w:tc>
+        <w:tc>
+          <w:tcPr>
+            <w:tcW w:type="dxa" w:w="2520"/>
+          </w:tcPr>
+          <w:p>
+            <w:r>
+              <w:t>Versão</w:t>
+            </w:r>
+          </w:p>
+        </w:tc>
+        <w:tc>
+          <w:tcPr>
+            <w:tcW w:type="dxa" w:w="2520"/>
+          </w:tcPr>
+          <w:p>
+            <w:r>
+              <w:t>Autor</w:t>
+            </w:r>
+          </w:p>
+        </w:tc>
+        <w:tc>
+          <w:tcPr>
+            <w:tcW w:type="dxa" w:w="2520"/>
+          </w:tcPr>
+          <w:p>
+            <w:r>
+              <w:t>Alteração</w:t>
+            </w:r>
+          </w:p>
+        </w:tc>
+      </w:tr>
+      <w:tr>
+        <w:tc>
+          <w:tcPr>
+            <w:tcW w:type="dxa" w:w="2520"/>
+          </w:tcPr>
+          <w:p>
+            <w:r>
+              <w:t>2026-06-25</w:t>
+            </w:r>
+          </w:p>
+        </w:tc>
+        <w:tc>
+          <w:tcPr>
+            <w:tcW w:type="dxa" w:w="2520"/>
+          </w:tcPr>
+          <w:p>
+            <w:r>
+              <w:t>0.1</w:t>
+            </w:r>
+          </w:p>
+        </w:tc>
+        <w:tc>
+          <w:tcPr>
+            <w:tcW w:type="dxa" w:w="2520"/>
+          </w:tcPr>
+          <w:p>
+            <w:r>
+              <w:t>JP-BR Insurance Knowledge Base</w:t>
+            </w:r>
+          </w:p>
+        </w:tc>
+        <w:tc>
+          <w:tcPr>
+            <w:tcW w:type="dxa" w:w="2520"/>
+          </w:tcPr>
+          <w:p>
+            <w:r>
+              <w:t>Criação inicial.</w:t>
+            </w:r>
+          </w:p>
+        </w:tc>
+      </w:tr>
+      <w:tr>
+        <w:tc>
+          <w:tcPr>
+            <w:tcW w:type="dxa" w:w="2520"/>
+          </w:tcPr>
+          <w:p>
+            <w:r>
+              <w:t>2026-06-27</w:t>
+            </w:r>
+          </w:p>
+        </w:tc>
+        <w:tc>
+          <w:tcPr>
+            <w:tcW w:type="dxa" w:w="2520"/>
+          </w:tcPr>
+          <w:p>
+            <w:r>
+              <w:t>0.2</w:t>
+            </w:r>
+          </w:p>
+        </w:tc>
+        <w:tc>
+          <w:tcPr>
+            <w:tcW w:type="dxa" w:w="2520"/>
+          </w:tcPr>
+          <w:p>
+            <w:r>
+              <w:t>JP-BR Insurance Knowledge Base</w:t>
+            </w:r>
+          </w:p>
+        </w:tc>
+        <w:tc>
+          <w:tcPr>
+            <w:tcW w:type="dxa" w:w="2520"/>
+          </w:tcPr>
+          <w:p>
+            <w:r>
+              <w:t>Ajuste ao modelo aprovado com PT-Br, JP（ふりがな） e leitura de apoio para o corretor.</w:t>
+            </w:r>
+          </w:p>
+        </w:tc>
+      </w:tr>
+    </w:tbl>
+    <w:p/>
     <w:sectPr>
       <w:pgSz w:w="12240" w:h="15840"/>
-      <w:pgMar w:top="1080" w:right="1224" w:bottom="1080" w:left="1224" w:header="720" w:footer="720" w:gutter="0"/>
+      <w:pgMar w:top="1008" w:right="1080" w:bottom="1008" w:left="1080" w:header="720" w:footer="720" w:gutter="0"/>
       <w:cols w:space="720"/>
       <w:docGrid w:linePitch="360"/>
     </w:sectPr>
@@ -4230,8 +5848,8 @@
     <w:qFormat/>
     <w:rsid w:val="00FC693F"/>
     <w:rPr>
-      <w:rFonts w:ascii="Arial" w:hAnsi="Arial"/>
-      <w:sz w:val="20"/>
+      <w:rFonts w:ascii="Arial Unicode MS" w:hAnsi="Arial Unicode MS"/>
+      <w:sz w:val="21"/>
     </w:rPr>
   </w:style>
   <w:style w:type="paragraph" w:styleId="Header">
@@ -4293,11 +5911,11 @@
       <w:outlineLvl w:val="0"/>
     </w:pPr>
     <w:rPr>
-      <w:rFonts w:asciiTheme="majorHAnsi" w:eastAsiaTheme="majorEastAsia" w:hAnsiTheme="majorHAnsi" w:cstheme="majorBidi"/>
+      <w:rFonts w:asciiTheme="majorHAnsi" w:eastAsiaTheme="majorEastAsia" w:hAnsiTheme="majorHAnsi" w:cstheme="majorBidi" w:ascii="Arial Unicode MS" w:hAnsi="Arial Unicode MS"/>
       <w:b/>
       <w:bCs/>
       <w:color w:val="365F91" w:themeColor="accent1" w:themeShade="BF"/>
-      <w:sz w:val="28"/>
+      <w:sz w:val="36"/>
       <w:szCs w:val="28"/>
     </w:rPr>
   </w:style>
@@ -4317,11 +5935,11 @@
       <w:outlineLvl w:val="1"/>
     </w:pPr>
     <w:rPr>
-      <w:rFonts w:asciiTheme="majorHAnsi" w:eastAsiaTheme="majorEastAsia" w:hAnsiTheme="majorHAnsi" w:cstheme="majorBidi"/>
+      <w:rFonts w:asciiTheme="majorHAnsi" w:eastAsiaTheme="majorEastAsia" w:hAnsiTheme="majorHAnsi" w:cstheme="majorBidi" w:ascii="Arial Unicode MS" w:hAnsi="Arial Unicode MS"/>
       <w:b/>
       <w:bCs/>
       <w:color w:val="4F81BD" w:themeColor="accent1"/>
-      <w:sz w:val="26"/>
+      <w:sz w:val="28"/>
       <w:szCs w:val="26"/>
     </w:rPr>
   </w:style>
@@ -4341,10 +5959,11 @@
       <w:outlineLvl w:val="2"/>
     </w:pPr>
     <w:rPr>
-      <w:rFonts w:asciiTheme="majorHAnsi" w:eastAsiaTheme="majorEastAsia" w:hAnsiTheme="majorHAnsi" w:cstheme="majorBidi"/>
+      <w:rFonts w:asciiTheme="majorHAnsi" w:eastAsiaTheme="majorEastAsia" w:hAnsiTheme="majorHAnsi" w:cstheme="majorBidi" w:ascii="Arial Unicode MS" w:hAnsi="Arial Unicode MS"/>
       <w:b/>
       <w:bCs/>
       <w:color w:val="4F81BD" w:themeColor="accent1"/>
+      <w:sz w:val="24"/>
     </w:rPr>
   </w:style>
   <w:style w:type="paragraph" w:styleId="Heading4">
